--- a/docs/entregables/02-configuracion-sistema.docx
+++ b/docs/entregables/02-configuracion-sistema.docx
@@ -65,6 +65,17 @@
           <w:sz w:val="21"/>
         </w:rPr>
         <w:t xml:space="preserve"> de una jornada, en el capítulo 3.</w:t>
+      </w:r>
+    </w:p>
+    <w:p>
+      <w:r>
+        <w:rPr>
+          <w:b w:val="0"/>
+          <w:i/>
+          <w:color w:val="0B0B0B"/>
+          <w:sz w:val="21"/>
+        </w:rPr>
+        <w:t>Versión 1.2 — 22 de octubre de 2026. Los nodos de sensor pasan a ESP32-C6 DevKitC con ultrasónico RCWL-1655; los nodos se alimentan con 4 pilas AA Ni-MH y no llevan microSD; la central usa una batería LiFePO4 de 12 V y el punto de acceso es un router Tenda N301.</w:t>
       </w:r>
     </w:p>
     <w:p>
@@ -1363,6 +1374,101 @@
       <w:pPr>
         <w:spacing w:after="80"/>
       </w:pPr>
+    </w:p>
+    <w:p>
+      <w:r>
+        <w:rPr>
+          <w:b/>
+          <w:i w:val="0"/>
+          <w:color w:val="0B0B0B"/>
+          <w:sz w:val="21"/>
+        </w:rPr>
+        <w:t>Con el Tenda N301:</w:t>
+      </w:r>
+      <w:r>
+        <w:rPr>
+          <w:b w:val="0"/>
+          <w:i w:val="0"/>
+          <w:color w:val="0B0B0B"/>
+          <w:sz w:val="21"/>
+        </w:rPr>
+        <w:t xml:space="preserve"> solo acepta reservas DHCP </w:t>
+      </w:r>
+      <w:r>
+        <w:rPr>
+          <w:b/>
+          <w:i w:val="0"/>
+          <w:color w:val="0B0B0B"/>
+          <w:sz w:val="21"/>
+        </w:rPr>
+        <w:t>dentro</w:t>
+      </w:r>
+      <w:r>
+        <w:rPr>
+          <w:b w:val="0"/>
+          <w:i w:val="0"/>
+          <w:color w:val="0B0B0B"/>
+          <w:sz w:val="21"/>
+        </w:rPr>
+        <w:t xml:space="preserve"> del rango de su servidor DHCP. El rango va de </w:t>
+      </w:r>
+      <w:r>
+        <w:rPr>
+          <w:rFonts w:ascii="Consolas" w:hAnsi="Consolas"/>
+          <w:b w:val="0"/>
+          <w:i w:val="0"/>
+          <w:color w:val="8B2E2E"/>
+          <w:sz w:val="19"/>
+        </w:rPr>
+        <w:t>.2</w:t>
+      </w:r>
+      <w:r>
+        <w:rPr>
+          <w:b w:val="0"/>
+          <w:i w:val="0"/>
+          <w:color w:val="0B0B0B"/>
+          <w:sz w:val="21"/>
+        </w:rPr>
+        <w:t xml:space="preserve"> a </w:t>
+      </w:r>
+      <w:r>
+        <w:rPr>
+          <w:rFonts w:ascii="Consolas" w:hAnsi="Consolas"/>
+          <w:b w:val="0"/>
+          <w:i w:val="0"/>
+          <w:color w:val="8B2E2E"/>
+          <w:sz w:val="19"/>
+        </w:rPr>
+        <w:t>.99</w:t>
+      </w:r>
+      <w:r>
+        <w:rPr>
+          <w:b w:val="0"/>
+          <w:i w:val="0"/>
+          <w:color w:val="0B0B0B"/>
+          <w:sz w:val="21"/>
+        </w:rPr>
+        <w:t xml:space="preserve">, y las reservas se crean en cuanto se conoce cada MAC (detalle en </w:t>
+      </w:r>
+      <w:r>
+        <w:rPr>
+          <w:rFonts w:ascii="Consolas" w:hAnsi="Consolas"/>
+          <w:b w:val="0"/>
+          <w:i w:val="0"/>
+          <w:color w:val="8B2E2E"/>
+          <w:sz w:val="19"/>
+        </w:rPr>
+        <w:t>config/red/router.md</w:t>
+      </w:r>
+      <w:r>
+        <w:rPr>
+          <w:b w:val="0"/>
+          <w:i w:val="0"/>
+          <w:color w:val="0B0B0B"/>
+          <w:sz w:val="21"/>
+        </w:rPr>
+        <w:t>).</w:t>
+      </w:r>
     </w:p>
     <w:p>
       <w:pPr>
@@ -3162,12 +3268,21 @@
             <w:r/>
             <w:r>
               <w:rPr>
+                <w:b/>
+                <w:i w:val="0"/>
+                <w:color w:val="0B0B0B"/>
+                <w:sz w:val="18"/>
+              </w:rPr>
+              <w:t>Sin uso.</w:t>
+            </w:r>
+            <w:r>
+              <w:rPr>
                 <w:b w:val="0"/>
                 <w:i w:val="0"/>
                 <w:color w:val="0B0B0B"/>
                 <w:sz w:val="18"/>
               </w:rPr>
-              <w:t>GPIO de la señal de llave, para el apagado ordenado</w:t>
+              <w:t xml:space="preserve"> La central ya no se conecta a la máquina: lleva batería propia y el apagado es manual (capítulo 1, §3.5)</w:t>
             </w:r>
           </w:p>
         </w:tc>
@@ -3888,6 +4003,17 @@
       </w:r>
     </w:p>
     <w:p>
+      <w:r>
+        <w:rPr>
+          <w:b w:val="0"/>
+          <w:i w:val="0"/>
+          <w:color w:val="0B0B0B"/>
+          <w:sz w:val="21"/>
+        </w:rPr>
+        <w:t>Cámaras (GOOUUU ESP32-S3-CAM):</w:t>
+      </w:r>
+    </w:p>
+    <w:p>
       <w:pPr>
         <w:spacing w:before="0" w:after="0" w:line="240" w:lineRule="auto"/>
         <w:ind w:left="170"/>
@@ -3959,7 +4085,7 @@
           <w:color w:val="1A1A1A"/>
           <w:sz w:val="15"/>
         </w:rPr>
-        <w:t>USB CDC On Boot     Enabled</w:t>
+        <w:t>USB CDC On Boot     Disabled           &lt;- programando por el USB-C "TTL" (CH340C)</w:t>
       </w:r>
     </w:p>
     <w:p>
@@ -4004,6 +4130,82 @@
           <w:sz w:val="21"/>
         </w:rPr>
         <w:t>, y el error no menciona la PSRAM por ninguna parte.</w:t>
+      </w:r>
+    </w:p>
+    <w:p>
+      <w:r>
+        <w:rPr>
+          <w:b w:val="0"/>
+          <w:i w:val="0"/>
+          <w:color w:val="0B0B0B"/>
+          <w:sz w:val="21"/>
+        </w:rPr>
+        <w:t>Nodos de sensor (ESP32-C6 DevKitC):</w:t>
+      </w:r>
+    </w:p>
+    <w:p>
+      <w:pPr>
+        <w:spacing w:before="0" w:after="0" w:line="240" w:lineRule="auto"/>
+        <w:ind w:left="170"/>
+        <w:shd w:val="clear" w:color="auto" w:fill="F4F4F2"/>
+      </w:pPr>
+      <w:r>
+        <w:rPr>
+          <w:rFonts w:ascii="Consolas" w:hAnsi="Consolas"/>
+          <w:color w:val="1A1A1A"/>
+          <w:sz w:val="15"/>
+        </w:rPr>
+        <w:t>Placa               ESP32C6 Dev Module</w:t>
+      </w:r>
+    </w:p>
+    <w:p>
+      <w:pPr>
+        <w:spacing w:before="0" w:after="0" w:line="240" w:lineRule="auto"/>
+        <w:ind w:left="170"/>
+        <w:shd w:val="clear" w:color="auto" w:fill="F4F4F2"/>
+      </w:pPr>
+      <w:r>
+        <w:rPr>
+          <w:rFonts w:ascii="Consolas" w:hAnsi="Consolas"/>
+          <w:color w:val="1A1A1A"/>
+          <w:sz w:val="15"/>
+        </w:rPr>
+        <w:t>Partition Scheme    Huge APP           &lt;- con la de por defecto ocupan el 92-93 %</w:t>
+      </w:r>
+    </w:p>
+    <w:p>
+      <w:pPr>
+        <w:spacing w:after="80"/>
+      </w:pPr>
+    </w:p>
+    <w:p>
+      <w:r>
+        <w:rPr>
+          <w:b w:val="0"/>
+          <w:i w:val="0"/>
+          <w:color w:val="0B0B0B"/>
+          <w:sz w:val="21"/>
+        </w:rPr>
+        <w:t xml:space="preserve">Los pines de la C6 los elige el propio código con </w:t>
+      </w:r>
+      <w:r>
+        <w:rPr>
+          <w:rFonts w:ascii="Consolas" w:hAnsi="Consolas"/>
+          <w:b w:val="0"/>
+          <w:i w:val="0"/>
+          <w:color w:val="8B2E2E"/>
+          <w:sz w:val="19"/>
+        </w:rPr>
+        <w:t>CONFIG_IDF_TARGET_ESP32C6</w:t>
+      </w:r>
+      <w:r>
+        <w:rPr>
+          <w:b w:val="0"/>
+          <w:i w:val="0"/>
+          <w:color w:val="0B0B0B"/>
+          <w:sz w:val="21"/>
+        </w:rPr>
+        <w:t>: Hall en GPIO10; ultrasónico con Trig en GPIO11 y Echo en GPIO10; batería en GPIO1; LED de estado en GPIO8.</w:t>
       </w:r>
     </w:p>
     <w:p>
@@ -4760,6 +4962,82 @@
       </w:r>
     </w:p>
     <w:p>
+      <w:r>
+        <w:rPr>
+          <w:rFonts w:ascii="Consolas" w:hAnsi="Consolas"/>
+          <w:b w:val="0"/>
+          <w:i w:val="0"/>
+          <w:color w:val="8B2E2E"/>
+          <w:sz w:val="19"/>
+        </w:rPr>
+        <w:t>CAM04</w:t>
+      </w:r>
+      <w:r>
+        <w:rPr>
+          <w:b w:val="0"/>
+          <w:i w:val="0"/>
+          <w:color w:val="0B0B0B"/>
+          <w:sz w:val="21"/>
+        </w:rPr>
+        <w:t xml:space="preserve"> recibirá además, en el mismo plan, la </w:t>
+      </w:r>
+      <w:r>
+        <w:rPr>
+          <w:b/>
+          <w:i w:val="0"/>
+          <w:color w:val="0B0B0B"/>
+          <w:sz w:val="21"/>
+        </w:rPr>
+        <w:t>ventana de encendido del LED</w:t>
+      </w:r>
+      <w:r>
+        <w:rPr>
+          <w:b w:val="0"/>
+          <w:i w:val="0"/>
+          <w:color w:val="0B0B0B"/>
+          <w:sz w:val="21"/>
+        </w:rPr>
+        <w:t xml:space="preserve">: 150–300 ms alrededor de cada foto. </w:t>
+      </w:r>
+      <w:r>
+        <w:rPr>
+          <w:b/>
+          <w:i w:val="0"/>
+          <w:color w:val="0B0B0B"/>
+          <w:sz w:val="21"/>
+        </w:rPr>
+        <w:t>Pendiente:</w:t>
+      </w:r>
+      <w:r>
+        <w:rPr>
+          <w:b w:val="0"/>
+          <w:i w:val="0"/>
+          <w:color w:val="0B0B0B"/>
+          <w:sz w:val="21"/>
+        </w:rPr>
+        <w:t xml:space="preserve"> </w:t>
+      </w:r>
+      <w:r>
+        <w:rPr>
+          <w:rFonts w:ascii="Consolas" w:hAnsi="Consolas"/>
+          <w:b w:val="0"/>
+          <w:i w:val="0"/>
+          <w:color w:val="8B2E2E"/>
+          <w:sz w:val="19"/>
+        </w:rPr>
+        <w:t>camara.ino</w:t>
+      </w:r>
+      <w:r>
+        <w:rPr>
+          <w:b w:val="0"/>
+          <w:i w:val="0"/>
+          <w:color w:val="0B0B0B"/>
+          <w:sz w:val="21"/>
+        </w:rPr>
+        <w:t xml:space="preserve"> todavía no maneja el LED. El nodo enciende el LED, descarta uno o dos cuadros, captura y apaga. Esos milisegundos son el único ajuste del LED que existe, y como todo lo demás llega en el plan, cambiarlos es editar un archivo y reiniciar la central, no abrir la tolva.</w:t>
+      </w:r>
+    </w:p>
+    <w:p>
       <w:pPr>
         <w:keepNext/>
         <w:spacing w:before="200" w:after="120"/>
@@ -5118,6 +5396,48 @@
                 <w:color w:val="0B0B0B"/>
                 <w:sz w:val="18"/>
               </w:rPr>
+              <w:t>Ámbar tras una captura</w:t>
+            </w:r>
+          </w:p>
+        </w:tc>
+        <w:tc>
+          <w:tcPr>
+            <w:tcW w:type="dxa" w:w="4819"/>
+          </w:tcPr>
+          <w:p>
+            <w:pPr>
+              <w:spacing w:after="40" w:before="40"/>
+            </w:pPr>
+            <w:r/>
+            <w:r>
+              <w:rPr>
+                <w:b w:val="0"/>
+                <w:i w:val="0"/>
+                <w:color w:val="0B0B0B"/>
+                <w:sz w:val="18"/>
+              </w:rPr>
+              <w:t>No se pudo subir el frame y, sin microSD, se perdió</w:t>
+            </w:r>
+          </w:p>
+        </w:tc>
+      </w:tr>
+      <w:tr>
+        <w:tc>
+          <w:tcPr>
+            <w:tcW w:type="dxa" w:w="4819"/>
+          </w:tcPr>
+          <w:p>
+            <w:pPr>
+              <w:spacing w:after="40" w:before="40"/>
+            </w:pPr>
+            <w:r/>
+            <w:r>
+              <w:rPr>
+                <w:b w:val="0"/>
+                <w:i w:val="0"/>
+                <w:color w:val="0B0B0B"/>
+                <w:sz w:val="18"/>
+              </w:rPr>
               <w:t>Morado</w:t>
             </w:r>
           </w:p>
@@ -5138,7 +5458,26 @@
                 <w:color w:val="0B0B0B"/>
                 <w:sz w:val="18"/>
               </w:rPr>
-              <w:t>Pendientes en la microSD por reenviar</w:t>
+              <w:t xml:space="preserve">Pendientes en la microSD por reenviar (solo si se activa </w:t>
+            </w:r>
+            <w:r>
+              <w:rPr>
+                <w:rFonts w:ascii="Consolas" w:hAnsi="Consolas"/>
+                <w:b w:val="0"/>
+                <w:i w:val="0"/>
+                <w:color w:val="8B2E2E"/>
+                <w:sz w:val="16"/>
+              </w:rPr>
+              <w:t>RICEVI_SD_HABILITADA</w:t>
+            </w:r>
+            <w:r>
+              <w:rPr>
+                <w:b w:val="0"/>
+                <w:i w:val="0"/>
+                <w:color w:val="0B0B0B"/>
+                <w:sz w:val="18"/>
+              </w:rPr>
+              <w:t>; hoy los nodos no llevan microSD)</w:t>
             </w:r>
           </w:p>
         </w:tc>
@@ -5289,7 +5628,7 @@
                 <w:color w:val="0B0B0B"/>
                 <w:sz w:val="18"/>
               </w:rPr>
-              <w:t>Configuración</w:t>
+              <w:t>Configuración de los nodos</w:t>
             </w:r>
           </w:p>
         </w:tc>
@@ -5309,7 +5648,138 @@
                 <w:color w:val="0B0B0B"/>
                 <w:sz w:val="18"/>
               </w:rPr>
-              <w:t>2 × 18650 en paralelo, 1S</w:t>
+              <w:t xml:space="preserve">4 × AA Ni-MH </w:t>
+            </w:r>
+            <w:r>
+              <w:rPr>
+                <w:b/>
+                <w:i w:val="0"/>
+                <w:color w:val="0B0B0B"/>
+                <w:sz w:val="18"/>
+              </w:rPr>
+              <w:t>en serie</w:t>
+            </w:r>
+            <w:r>
+              <w:rPr>
+                <w:b w:val="0"/>
+                <w:i w:val="0"/>
+                <w:color w:val="0B0B0B"/>
+                <w:sz w:val="18"/>
+              </w:rPr>
+              <w:t xml:space="preserve"> (4S), directo al pin de 5 V, con fusible de 1 A e interruptor</w:t>
+            </w:r>
+          </w:p>
+        </w:tc>
+      </w:tr>
+      <w:tr>
+        <w:tc>
+          <w:tcPr>
+            <w:tcW w:type="dxa" w:w="4819"/>
+          </w:tcPr>
+          <w:p>
+            <w:pPr>
+              <w:spacing w:after="40" w:before="40"/>
+            </w:pPr>
+            <w:r/>
+            <w:r>
+              <w:rPr>
+                <w:rFonts w:ascii="Consolas" w:hAnsi="Consolas"/>
+                <w:b w:val="0"/>
+                <w:i w:val="0"/>
+                <w:color w:val="8B2E2E"/>
+                <w:sz w:val="16"/>
+              </w:rPr>
+              <w:t>CAM04</w:t>
+            </w:r>
+          </w:p>
+        </w:tc>
+        <w:tc>
+          <w:tcPr>
+            <w:tcW w:type="dxa" w:w="4819"/>
+          </w:tcPr>
+          <w:p>
+            <w:pPr>
+              <w:spacing w:after="40" w:before="40"/>
+            </w:pPr>
+            <w:r/>
+            <w:r>
+              <w:rPr>
+                <w:b w:val="0"/>
+                <w:i w:val="0"/>
+                <w:color w:val="0B0B0B"/>
+                <w:sz w:val="18"/>
+              </w:rPr>
+              <w:t>Igual que los demás. El LED de la tolva lleva su propia batería de 9 V (capítulo 1, §3.6)</w:t>
+            </w:r>
+          </w:p>
+        </w:tc>
+      </w:tr>
+      <w:tr>
+        <w:tc>
+          <w:tcPr>
+            <w:tcW w:type="dxa" w:w="4819"/>
+          </w:tcPr>
+          <w:p>
+            <w:pPr>
+              <w:spacing w:after="40" w:before="40"/>
+            </w:pPr>
+            <w:r/>
+            <w:r>
+              <w:rPr>
+                <w:b w:val="0"/>
+                <w:i w:val="0"/>
+                <w:color w:val="0B0B0B"/>
+                <w:sz w:val="18"/>
+              </w:rPr>
+              <w:t>Central</w:t>
+            </w:r>
+          </w:p>
+        </w:tc>
+        <w:tc>
+          <w:tcPr>
+            <w:tcW w:type="dxa" w:w="4819"/>
+          </w:tcPr>
+          <w:p>
+            <w:pPr>
+              <w:spacing w:after="40" w:before="40"/>
+            </w:pPr>
+            <w:r/>
+            <w:r>
+              <w:rPr>
+                <w:b/>
+                <w:i w:val="0"/>
+                <w:color w:val="0B0B0B"/>
+                <w:sz w:val="18"/>
+              </w:rPr>
+              <w:t>Batería LiFePO4 de 12,8 V y 12 Ah</w:t>
+            </w:r>
+            <w:r>
+              <w:rPr>
+                <w:b w:val="0"/>
+                <w:i w:val="0"/>
+                <w:color w:val="0B0B0B"/>
+                <w:sz w:val="18"/>
+              </w:rPr>
+              <w:t xml:space="preserve">, compartida con </w:t>
+            </w:r>
+            <w:r>
+              <w:rPr>
+                <w:rFonts w:ascii="Consolas" w:hAnsi="Consolas"/>
+                <w:b w:val="0"/>
+                <w:i w:val="0"/>
+                <w:color w:val="8B2E2E"/>
+                <w:sz w:val="16"/>
+              </w:rPr>
+              <w:t>AP01</w:t>
+            </w:r>
+            <w:r>
+              <w:rPr>
+                <w:b w:val="0"/>
+                <w:i w:val="0"/>
+                <w:color w:val="0B0B0B"/>
+                <w:sz w:val="18"/>
+              </w:rPr>
+              <w:t xml:space="preserve"> (capítulo 1, §3.5)</w:t>
             </w:r>
           </w:p>
         </w:tc>
@@ -5351,7 +5821,25 @@
                 <w:color w:val="0B0B0B"/>
                 <w:sz w:val="18"/>
               </w:rPr>
-              <w:t>6000 mAh · 3,7 V ≈ 22,2 Wh</w:t>
+              <w:t xml:space="preserve">2600 mAh · 4,8 V ≈ 12,5 Wh (la caja dice 3600 mAh: </w:t>
+            </w:r>
+            <w:r>
+              <w:rPr>
+                <w:b/>
+                <w:i w:val="0"/>
+                <w:color w:val="0B0B0B"/>
+                <w:sz w:val="18"/>
+              </w:rPr>
+              <w:t>a medir</w:t>
+            </w:r>
+            <w:r>
+              <w:rPr>
+                <w:b w:val="0"/>
+                <w:i w:val="0"/>
+                <w:color w:val="0B0B0B"/>
+                <w:sz w:val="18"/>
+              </w:rPr>
+              <w:t>)</w:t>
             </w:r>
           </w:p>
         </w:tc>
@@ -5373,7 +5861,7 @@
                 <w:color w:val="0B0B0B"/>
                 <w:sz w:val="18"/>
               </w:rPr>
-              <w:t>Corte por protección</w:t>
+              <w:t>Descarga completa</w:t>
             </w:r>
           </w:p>
         </w:tc>
@@ -5393,7 +5881,7 @@
                 <w:color w:val="0B0B0B"/>
                 <w:sz w:val="18"/>
               </w:rPr>
-              <w:t>3,0 V</w:t>
+              <w:t>4,0 V (1,0 V por pila)</w:t>
             </w:r>
           </w:p>
         </w:tc>
@@ -5435,7 +5923,7 @@
                 <w:color w:val="0B0B0B"/>
                 <w:sz w:val="18"/>
               </w:rPr>
-              <w:t>3,40 V</w:t>
+              <w:t>4,50 V</w:t>
             </w:r>
           </w:p>
         </w:tc>
@@ -5477,7 +5965,7 @@
                 <w:color w:val="0B0B0B"/>
                 <w:sz w:val="18"/>
               </w:rPr>
-              <w:t>3,15 V</w:t>
+              <w:t>4,35 V</w:t>
             </w:r>
           </w:p>
         </w:tc>
@@ -5519,7 +6007,25 @@
                 <w:color w:val="0B0B0B"/>
                 <w:sz w:val="18"/>
               </w:rPr>
-              <w:t>Divisor 2:1 al ADC del nodo</w:t>
+              <w:t xml:space="preserve">Divisor 150 kΩ / 100 kΩ (factor 2,5) al GPIO1. </w:t>
+            </w:r>
+            <w:r>
+              <w:rPr>
+                <w:b/>
+                <w:i w:val="0"/>
+                <w:color w:val="0B0B0B"/>
+                <w:sz w:val="18"/>
+              </w:rPr>
+              <w:t>Aún sin montar</w:t>
+            </w:r>
+            <w:r>
+              <w:rPr>
+                <w:b w:val="0"/>
+                <w:i w:val="0"/>
+                <w:color w:val="0B0B0B"/>
+                <w:sz w:val="18"/>
+              </w:rPr>
+              <w:t>: hasta entonces la batería llega nula</w:t>
             </w:r>
           </w:p>
         </w:tc>
@@ -5636,7 +6142,7 @@
           <w:color w:val="0B0B0B"/>
           <w:sz w:val="21"/>
         </w:rPr>
-        <w:t xml:space="preserve"> Dos juegos de paquetes: uno montado, otro en el cargador de bahía. Cargar Li-ion por encima de 45 °C no es seguro, y una caja en un arrozal pasa de eso con facilidad.</w:t>
+        <w:t xml:space="preserve"> Las pilas se cargan fuera, con su cargador, y nunca en caliente. Hoy hay un juego por nodo; con un segundo juego se podrían trabajar dos jornadas seguidas sin esperar cargas.</w:t>
       </w:r>
     </w:p>
     <w:p>
@@ -5647,7 +6153,18 @@
           <w:color w:val="0B0B0B"/>
           <w:sz w:val="21"/>
         </w:rPr>
-        <w:t xml:space="preserve">El HMI muestra la tensión de los ocho paquetes, y </w:t>
+        <w:t>La batería de la central se carga con su cargador LiFePO4 de 14,6 V: con 2 A, una noche.</w:t>
+      </w:r>
+    </w:p>
+    <w:p>
+      <w:r>
+        <w:rPr>
+          <w:b w:val="0"/>
+          <w:i w:val="0"/>
+          <w:color w:val="0B0B0B"/>
+          <w:sz w:val="21"/>
+        </w:rPr>
+        <w:t xml:space="preserve">El HMI muestra la tensión de los ocho nodos, y </w:t>
       </w:r>
       <w:r>
         <w:rPr>
@@ -5666,7 +6183,25 @@
           <w:color w:val="0B0B0B"/>
           <w:sz w:val="21"/>
         </w:rPr>
-        <w:t xml:space="preserve"> se niega a dar el visto bueno si alguno sale por debajo del umbral de aviso.</w:t>
+        <w:t xml:space="preserve"> se niega a dar el visto bueno si alguno sale por debajo del umbral de aviso. </w:t>
+      </w:r>
+      <w:r>
+        <w:rPr>
+          <w:b/>
+          <w:i w:val="0"/>
+          <w:color w:val="0B0B0B"/>
+          <w:sz w:val="21"/>
+        </w:rPr>
+        <w:t>Mientras el divisor no esté montado la tensión llega nula</w:t>
+      </w:r>
+      <w:r>
+        <w:rPr>
+          <w:b w:val="0"/>
+          <w:i w:val="0"/>
+          <w:color w:val="0B0B0B"/>
+          <w:sz w:val="21"/>
+        </w:rPr>
+        <w:t>, así que las pilas se comprueban con el multímetro antes de salir. La batería de la central no tiene medida propia: se comprueba antes de salir y se cambia con la central apagada.</w:t>
       </w:r>
     </w:p>
     <w:p>

--- a/docs/entregables/02-configuracion-sistema.docx
+++ b/docs/entregables/02-configuracion-sistema.docx
@@ -75,7 +75,26 @@
           <w:color w:val="0B0B0B"/>
           <w:sz w:val="21"/>
         </w:rPr>
-        <w:t>Versión 1.2 — 22 de octubre de 2026. Los nodos de sensor pasan a ESP32-C6 DevKitC con ultrasónico RCWL-1655; los nodos se alimentan con 4 pilas AA Ni-MH y no llevan microSD; la central usa una batería LiFePO4 de 12 V y el punto de acceso es un router Tenda N301.</w:t>
+        <w:t xml:space="preserve">Versión 1.3 — 23 de octubre de 2026. La velocidad de avance la mide un GPS USB (VK-162) conectado a la Pi, con la antena en el techo de la cabina; sale el nodo </w:t>
+      </w:r>
+      <w:r>
+        <w:rPr>
+          <w:rFonts w:ascii="Consolas" w:hAnsi="Consolas"/>
+          <w:b w:val="0"/>
+          <w:i/>
+          <w:color w:val="8B2E2E"/>
+          <w:sz w:val="19"/>
+        </w:rPr>
+        <w:t>NH02</w:t>
+      </w:r>
+      <w:r>
+        <w:rPr>
+          <w:b w:val="0"/>
+          <w:i/>
+          <w:color w:val="0B0B0B"/>
+          <w:sz w:val="21"/>
+        </w:rPr>
+        <w:t xml:space="preserve"> y quedan siete ESP32 (§1, §2.2, §3, §4.4, §7). La versión 1.2 pasó los nodos de sensor a ESP32-C6 con ultrasónico RCWL-1655, los nodos a 4 pilas AA Ni-MH sin microSD, la central a una batería LiFePO4 de 12 V y el punto de acceso a un router Tenda N301.</w:t>
       </w:r>
     </w:p>
     <w:p>
@@ -312,6 +331,107 @@
                 <w:sz w:val="16"/>
               </w:rPr>
               <w:t>config/calibracion.json</w:t>
+            </w:r>
+          </w:p>
+        </w:tc>
+        <w:tc>
+          <w:tcPr>
+            <w:tcW w:type="dxa" w:w="3213"/>
+          </w:tcPr>
+          <w:p>
+            <w:pPr>
+              <w:spacing w:after="40" w:before="40"/>
+            </w:pPr>
+            <w:r/>
+            <w:r>
+              <w:rPr>
+                <w:b w:val="0"/>
+                <w:i w:val="0"/>
+                <w:color w:val="0B0B0B"/>
+                <w:sz w:val="18"/>
+              </w:rPr>
+              <w:t>Editar y reiniciar</w:t>
+            </w:r>
+          </w:p>
+        </w:tc>
+      </w:tr>
+      <w:tr>
+        <w:tc>
+          <w:tcPr>
+            <w:tcW w:type="dxa" w:w="3213"/>
+          </w:tcPr>
+          <w:p>
+            <w:pPr>
+              <w:spacing w:after="40" w:before="40"/>
+            </w:pPr>
+            <w:r/>
+            <w:r>
+              <w:rPr>
+                <w:b w:val="0"/>
+                <w:i w:val="0"/>
+                <w:color w:val="0B0B0B"/>
+                <w:sz w:val="18"/>
+              </w:rPr>
+              <w:t>Receptor GPS y su filtro</w:t>
+            </w:r>
+          </w:p>
+        </w:tc>
+        <w:tc>
+          <w:tcPr>
+            <w:tcW w:type="dxa" w:w="3213"/>
+          </w:tcPr>
+          <w:p>
+            <w:pPr>
+              <w:spacing w:after="40" w:before="40"/>
+            </w:pPr>
+            <w:r/>
+            <w:r>
+              <w:rPr>
+                <w:rFonts w:ascii="Consolas" w:hAnsi="Consolas"/>
+                <w:b w:val="0"/>
+                <w:i w:val="0"/>
+                <w:color w:val="8B2E2E"/>
+                <w:sz w:val="16"/>
+              </w:rPr>
+              <w:t>config/censo.py</w:t>
+            </w:r>
+            <w:r>
+              <w:rPr>
+                <w:b w:val="0"/>
+                <w:i w:val="0"/>
+                <w:color w:val="0B0B0B"/>
+                <w:sz w:val="18"/>
+              </w:rPr>
+              <w:t xml:space="preserve"> (</w:t>
+            </w:r>
+            <w:r>
+              <w:rPr>
+                <w:rFonts w:ascii="Consolas" w:hAnsi="Consolas"/>
+                <w:b w:val="0"/>
+                <w:i w:val="0"/>
+                <w:color w:val="8B2E2E"/>
+                <w:sz w:val="16"/>
+              </w:rPr>
+              <w:t>GPS</w:t>
+            </w:r>
+            <w:r>
+              <w:rPr>
+                <w:b w:val="0"/>
+                <w:i w:val="0"/>
+                <w:color w:val="0B0B0B"/>
+                <w:sz w:val="18"/>
+              </w:rPr>
+              <w:t xml:space="preserve">) y </w:t>
+            </w:r>
+            <w:r>
+              <w:rPr>
+                <w:rFonts w:ascii="Consolas" w:hAnsi="Consolas"/>
+                <w:b w:val="0"/>
+                <w:i w:val="0"/>
+                <w:color w:val="8B2E2E"/>
+                <w:sz w:val="16"/>
+              </w:rPr>
+              <w:t>RICEVI_GPS_PUERTO</w:t>
             </w:r>
           </w:p>
         </w:tc>
@@ -618,7 +738,7 @@
           <w:color w:val="0B0B0B"/>
           <w:sz w:val="21"/>
         </w:rPr>
-        <w:t>: ritmo de captura, resolución, calidad JPEG, ROI, ranura de reloj, pulsos por vuelta, offset del ultrasónico, umbrales de batería y ahorro de radio. Todo eso llega en el plan que la central envía. Si estuviera compilado, cambiar el ritmo de una cámara sería desmontar una caja del cabezal de una cosechadora. Ocho veces.</w:t>
+        <w:t>: ritmo de captura, resolución, calidad JPEG, ROI, ranura de reloj, pulsos por vuelta, offset del ultrasónico, umbrales de batería y ahorro de radio. Todo eso llega en el plan que la central envía. Si estuviera compilado, cambiar el ritmo de una cámara sería desmontar una caja del cabezal de una cosechadora. Siete veces.</w:t>
       </w:r>
     </w:p>
     <w:p>
@@ -983,7 +1103,7 @@
                 <w:color w:val="0B0B0B"/>
                 <w:sz w:val="18"/>
               </w:rPr>
-              <w:t>Un cambio de canal en marcha desconecta a los ocho a la vez</w:t>
+              <w:t>Un cambio de canal en marcha desconecta a los siete a la vez</w:t>
             </w:r>
           </w:p>
         </w:tc>
@@ -1812,25 +1932,6 @@
               </w:rPr>
               <w:t>NH01</w:t>
             </w:r>
-            <w:r>
-              <w:rPr>
-                <w:b w:val="0"/>
-                <w:i w:val="0"/>
-                <w:color w:val="0B0B0B"/>
-                <w:sz w:val="18"/>
-              </w:rPr>
-              <w:t xml:space="preserve">, </w:t>
-            </w:r>
-            <w:r>
-              <w:rPr>
-                <w:rFonts w:ascii="Consolas" w:hAnsi="Consolas"/>
-                <w:b w:val="0"/>
-                <w:i w:val="0"/>
-                <w:color w:val="8B2E2E"/>
-                <w:sz w:val="16"/>
-              </w:rPr>
-              <w:t>NH02</w:t>
-            </w:r>
           </w:p>
         </w:tc>
         <w:tc>
@@ -1852,25 +1953,6 @@
               </w:rPr>
               <w:t>.21</w:t>
             </w:r>
-            <w:r>
-              <w:rPr>
-                <w:b w:val="0"/>
-                <w:i w:val="0"/>
-                <w:color w:val="0B0B0B"/>
-                <w:sz w:val="18"/>
-              </w:rPr>
-              <w:t xml:space="preserve">, </w:t>
-            </w:r>
-            <w:r>
-              <w:rPr>
-                <w:rFonts w:ascii="Consolas" w:hAnsi="Consolas"/>
-                <w:b w:val="0"/>
-                <w:i w:val="0"/>
-                <w:color w:val="8B2E2E"/>
-                <w:sz w:val="16"/>
-              </w:rPr>
-              <w:t>.22</w:t>
-            </w:r>
           </w:p>
         </w:tc>
         <w:tc>
@@ -1889,7 +1971,36 @@
                 <w:color w:val="0B0B0B"/>
                 <w:sz w:val="18"/>
               </w:rPr>
-              <w:t>Reserva DHCP</w:t>
+              <w:t xml:space="preserve">Reserva DHCP. La </w:t>
+            </w:r>
+            <w:r>
+              <w:rPr>
+                <w:rFonts w:ascii="Consolas" w:hAnsi="Consolas"/>
+                <w:b w:val="0"/>
+                <w:i w:val="0"/>
+                <w:color w:val="8B2E2E"/>
+                <w:sz w:val="16"/>
+              </w:rPr>
+              <w:t>.22</w:t>
+            </w:r>
+            <w:r>
+              <w:rPr>
+                <w:b w:val="0"/>
+                <w:i w:val="0"/>
+                <w:color w:val="0B0B0B"/>
+                <w:sz w:val="18"/>
+              </w:rPr>
+              <w:t xml:space="preserve"> queda libre: era de </w:t>
+            </w:r>
+            <w:r>
+              <w:rPr>
+                <w:rFonts w:ascii="Consolas" w:hAnsi="Consolas"/>
+                <w:b w:val="0"/>
+                <w:i w:val="0"/>
+                <w:color w:val="8B2E2E"/>
+                <w:sz w:val="16"/>
+              </w:rPr>
+              <w:t>NH02</w:t>
             </w:r>
           </w:p>
         </w:tc>
@@ -2551,6 +2662,123 @@
                 <w:sz w:val="18"/>
               </w:rPr>
               <w:t>Es la señal temprana de un problema eléctrico</w:t>
+            </w:r>
+          </w:p>
+        </w:tc>
+      </w:tr>
+      <w:tr>
+        <w:tc>
+          <w:tcPr>
+            <w:tcW w:type="dxa" w:w="4819"/>
+          </w:tcPr>
+          <w:p>
+            <w:pPr>
+              <w:spacing w:after="40" w:before="40"/>
+            </w:pPr>
+            <w:r/>
+            <w:r>
+              <w:rPr>
+                <w:b w:val="0"/>
+                <w:i w:val="0"/>
+                <w:color w:val="0B0B0B"/>
+                <w:sz w:val="18"/>
+              </w:rPr>
+              <w:t xml:space="preserve">Que el GPS se vea en </w:t>
+            </w:r>
+            <w:r>
+              <w:rPr>
+                <w:rFonts w:ascii="Consolas" w:hAnsi="Consolas"/>
+                <w:b w:val="0"/>
+                <w:i w:val="0"/>
+                <w:color w:val="8B2E2E"/>
+                <w:sz w:val="16"/>
+              </w:rPr>
+              <w:t>/dev/serial/by-id/</w:t>
+            </w:r>
+            <w:r>
+              <w:rPr>
+                <w:b w:val="0"/>
+                <w:i w:val="0"/>
+                <w:color w:val="0B0B0B"/>
+                <w:sz w:val="18"/>
+              </w:rPr>
+              <w:t xml:space="preserve">, que el usuario esté en </w:t>
+            </w:r>
+            <w:r>
+              <w:rPr>
+                <w:rFonts w:ascii="Consolas" w:hAnsi="Consolas"/>
+                <w:b w:val="0"/>
+                <w:i w:val="0"/>
+                <w:color w:val="8B2E2E"/>
+                <w:sz w:val="16"/>
+              </w:rPr>
+              <w:t>dialout</w:t>
+            </w:r>
+            <w:r>
+              <w:rPr>
+                <w:b w:val="0"/>
+                <w:i w:val="0"/>
+                <w:color w:val="0B0B0B"/>
+                <w:sz w:val="18"/>
+              </w:rPr>
+              <w:t xml:space="preserve"> y que ModemManager o </w:t>
+            </w:r>
+            <w:r>
+              <w:rPr>
+                <w:rFonts w:ascii="Consolas" w:hAnsi="Consolas"/>
+                <w:b w:val="0"/>
+                <w:i w:val="0"/>
+                <w:color w:val="8B2E2E"/>
+                <w:sz w:val="16"/>
+              </w:rPr>
+              <w:t>gpsd</w:t>
+            </w:r>
+            <w:r>
+              <w:rPr>
+                <w:b w:val="0"/>
+                <w:i w:val="0"/>
+                <w:color w:val="0B0B0B"/>
+                <w:sz w:val="18"/>
+              </w:rPr>
+              <w:t xml:space="preserve"> no le quiten el puerto</w:t>
+            </w:r>
+          </w:p>
+        </w:tc>
+        <w:tc>
+          <w:tcPr>
+            <w:tcW w:type="dxa" w:w="4819"/>
+          </w:tcPr>
+          <w:p>
+            <w:pPr>
+              <w:spacing w:after="40" w:before="40"/>
+            </w:pPr>
+            <w:r/>
+            <w:r>
+              <w:rPr>
+                <w:b w:val="0"/>
+                <w:i w:val="0"/>
+                <w:color w:val="0B0B0B"/>
+                <w:sz w:val="18"/>
+              </w:rPr>
+              <w:t xml:space="preserve">Sin el receptor no hay velocidad de avance ni </w:t>
+            </w:r>
+            <w:r>
+              <w:rPr>
+                <w:b w:val="0"/>
+                <w:i/>
+                <w:color w:val="0B0B0B"/>
+                <w:sz w:val="18"/>
+              </w:rPr>
+              <w:t>reel index</w:t>
+            </w:r>
+            <w:r>
+              <w:rPr>
+                <w:b w:val="0"/>
+                <w:i w:val="0"/>
+                <w:color w:val="0B0B0B"/>
+                <w:sz w:val="18"/>
+              </w:rPr>
+              <w:t>, y el síntoma sería un HMI con la velocidad en blanco</w:t>
             </w:r>
           </w:p>
         </w:tc>
@@ -3233,6 +3461,191 @@
                 <w:color w:val="8B2E2E"/>
                 <w:sz w:val="16"/>
               </w:rPr>
+              <w:t>RICEVI_GPS</w:t>
+            </w:r>
+          </w:p>
+        </w:tc>
+        <w:tc>
+          <w:tcPr>
+            <w:tcW w:type="dxa" w:w="3213"/>
+          </w:tcPr>
+          <w:p>
+            <w:pPr>
+              <w:spacing w:after="40" w:before="40"/>
+            </w:pPr>
+            <w:r/>
+            <w:r>
+              <w:rPr>
+                <w:rFonts w:ascii="Consolas" w:hAnsi="Consolas"/>
+                <w:b w:val="0"/>
+                <w:i w:val="0"/>
+                <w:color w:val="8B2E2E"/>
+                <w:sz w:val="16"/>
+              </w:rPr>
+              <w:t>1</w:t>
+            </w:r>
+          </w:p>
+        </w:tc>
+        <w:tc>
+          <w:tcPr>
+            <w:tcW w:type="dxa" w:w="3213"/>
+          </w:tcPr>
+          <w:p>
+            <w:pPr>
+              <w:spacing w:after="40" w:before="40"/>
+            </w:pPr>
+            <w:r/>
+            <w:r>
+              <w:rPr>
+                <w:b w:val="0"/>
+                <w:i w:val="0"/>
+                <w:color w:val="0B0B0B"/>
+                <w:sz w:val="18"/>
+              </w:rPr>
+              <w:t xml:space="preserve">Lee el GPS. Con </w:t>
+            </w:r>
+            <w:r>
+              <w:rPr>
+                <w:rFonts w:ascii="Consolas" w:hAnsi="Consolas"/>
+                <w:b w:val="0"/>
+                <w:i w:val="0"/>
+                <w:color w:val="8B2E2E"/>
+                <w:sz w:val="16"/>
+              </w:rPr>
+              <w:t>0</w:t>
+            </w:r>
+            <w:r>
+              <w:rPr>
+                <w:b w:val="0"/>
+                <w:i w:val="0"/>
+                <w:color w:val="0B0B0B"/>
+                <w:sz w:val="18"/>
+              </w:rPr>
+              <w:t xml:space="preserve"> arranca sin él (banco): no hay velocidad ni </w:t>
+            </w:r>
+            <w:r>
+              <w:rPr>
+                <w:b w:val="0"/>
+                <w:i/>
+                <w:color w:val="0B0B0B"/>
+                <w:sz w:val="18"/>
+              </w:rPr>
+              <w:t>reel index</w:t>
+            </w:r>
+          </w:p>
+        </w:tc>
+      </w:tr>
+      <w:tr>
+        <w:tc>
+          <w:tcPr>
+            <w:tcW w:type="dxa" w:w="3213"/>
+          </w:tcPr>
+          <w:p>
+            <w:pPr>
+              <w:spacing w:after="40" w:before="40"/>
+            </w:pPr>
+            <w:r/>
+            <w:r>
+              <w:rPr>
+                <w:rFonts w:ascii="Consolas" w:hAnsi="Consolas"/>
+                <w:b w:val="0"/>
+                <w:i w:val="0"/>
+                <w:color w:val="8B2E2E"/>
+                <w:sz w:val="16"/>
+              </w:rPr>
+              <w:t>RICEVI_GPS_PUERTO</w:t>
+            </w:r>
+          </w:p>
+        </w:tc>
+        <w:tc>
+          <w:tcPr>
+            <w:tcW w:type="dxa" w:w="3213"/>
+          </w:tcPr>
+          <w:p>
+            <w:pPr>
+              <w:spacing w:after="40" w:before="40"/>
+            </w:pPr>
+            <w:r/>
+            <w:r>
+              <w:rPr>
+                <w:rFonts w:ascii="Consolas" w:hAnsi="Consolas"/>
+                <w:b w:val="0"/>
+                <w:i w:val="0"/>
+                <w:color w:val="8B2E2E"/>
+                <w:sz w:val="16"/>
+              </w:rPr>
+              <w:t>auto</w:t>
+            </w:r>
+          </w:p>
+        </w:tc>
+        <w:tc>
+          <w:tcPr>
+            <w:tcW w:type="dxa" w:w="3213"/>
+          </w:tcPr>
+          <w:p>
+            <w:pPr>
+              <w:spacing w:after="40" w:before="40"/>
+            </w:pPr>
+            <w:r/>
+            <w:r>
+              <w:rPr>
+                <w:rFonts w:ascii="Consolas" w:hAnsi="Consolas"/>
+                <w:b w:val="0"/>
+                <w:i w:val="0"/>
+                <w:color w:val="8B2E2E"/>
+                <w:sz w:val="16"/>
+              </w:rPr>
+              <w:t>auto</w:t>
+            </w:r>
+            <w:r>
+              <w:rPr>
+                <w:b w:val="0"/>
+                <w:i w:val="0"/>
+                <w:color w:val="0B0B0B"/>
+                <w:sz w:val="18"/>
+              </w:rPr>
+              <w:t xml:space="preserve"> busca un u-blox en </w:t>
+            </w:r>
+            <w:r>
+              <w:rPr>
+                <w:rFonts w:ascii="Consolas" w:hAnsi="Consolas"/>
+                <w:b w:val="0"/>
+                <w:i w:val="0"/>
+                <w:color w:val="8B2E2E"/>
+                <w:sz w:val="16"/>
+              </w:rPr>
+              <w:t>/dev/serial/by-id/</w:t>
+            </w:r>
+            <w:r>
+              <w:rPr>
+                <w:b w:val="0"/>
+                <w:i w:val="0"/>
+                <w:color w:val="0B0B0B"/>
+                <w:sz w:val="18"/>
+              </w:rPr>
+              <w:t>. Se fija una ruta solo si hay dos receptores</w:t>
+            </w:r>
+          </w:p>
+        </w:tc>
+      </w:tr>
+      <w:tr>
+        <w:tc>
+          <w:tcPr>
+            <w:tcW w:type="dxa" w:w="3213"/>
+          </w:tcPr>
+          <w:p>
+            <w:pPr>
+              <w:spacing w:after="40" w:before="40"/>
+            </w:pPr>
+            <w:r/>
+            <w:r>
+              <w:rPr>
+                <w:rFonts w:ascii="Consolas" w:hAnsi="Consolas"/>
+                <w:b w:val="0"/>
+                <w:i w:val="0"/>
+                <w:color w:val="8B2E2E"/>
+                <w:sz w:val="16"/>
+              </w:rPr>
               <w:t>RICEVI_GPIO_CONTACTO</w:t>
             </w:r>
           </w:p>
@@ -3432,6 +3845,808 @@
           <w:sz w:val="21"/>
         </w:rPr>
         <w:t xml:space="preserve"> da margen para que la central cierre la base y consolide el disco antes de que systemd la mate.</w:t>
+      </w:r>
+    </w:p>
+    <w:p>
+      <w:pPr>
+        <w:keepNext/>
+        <w:spacing w:before="200" w:after="120"/>
+      </w:pPr>
+      <w:r>
+        <w:rPr>
+          <w:b/>
+          <w:i w:val="0"/>
+          <w:color w:val="0B0B0B"/>
+          <w:sz w:val="25"/>
+        </w:rPr>
+        <w:t>3.4 El GPS</w:t>
+      </w:r>
+    </w:p>
+    <w:p>
+      <w:r>
+        <w:rPr>
+          <w:b w:val="0"/>
+          <w:i w:val="0"/>
+          <w:color w:val="0B0B0B"/>
+          <w:sz w:val="21"/>
+        </w:rPr>
+        <w:t xml:space="preserve">El receptor VK-162 (u-blox 7) va a un USB de la Pi, con la antena en el techo de la cabina. La central lo lee directamente, sin </w:t>
+      </w:r>
+      <w:r>
+        <w:rPr>
+          <w:rFonts w:ascii="Consolas" w:hAnsi="Consolas"/>
+          <w:b w:val="0"/>
+          <w:i w:val="0"/>
+          <w:color w:val="8B2E2E"/>
+          <w:sz w:val="19"/>
+        </w:rPr>
+        <w:t>gpsd</w:t>
+      </w:r>
+      <w:r>
+        <w:rPr>
+          <w:b w:val="0"/>
+          <w:i w:val="0"/>
+          <w:color w:val="0B0B0B"/>
+          <w:sz w:val="21"/>
+        </w:rPr>
+        <w:t xml:space="preserve">, y guarda una solución por segundo como telemetría de </w:t>
+      </w:r>
+      <w:r>
+        <w:rPr>
+          <w:rFonts w:ascii="Consolas" w:hAnsi="Consolas"/>
+          <w:b w:val="0"/>
+          <w:i w:val="0"/>
+          <w:color w:val="8B2E2E"/>
+          <w:sz w:val="19"/>
+        </w:rPr>
+        <w:t>RPI01</w:t>
+      </w:r>
+      <w:r>
+        <w:rPr>
+          <w:b w:val="0"/>
+          <w:i w:val="0"/>
+          <w:color w:val="0B0B0B"/>
+          <w:sz w:val="21"/>
+        </w:rPr>
+        <w:t>/</w:t>
+      </w:r>
+      <w:r>
+        <w:rPr>
+          <w:rFonts w:ascii="Consolas" w:hAnsi="Consolas"/>
+          <w:b w:val="0"/>
+          <w:i w:val="0"/>
+          <w:color w:val="8B2E2E"/>
+          <w:sz w:val="19"/>
+        </w:rPr>
+        <w:t>GPS01</w:t>
+      </w:r>
+      <w:r>
+        <w:rPr>
+          <w:b w:val="0"/>
+          <w:i w:val="0"/>
+          <w:color w:val="0B0B0B"/>
+          <w:sz w:val="21"/>
+        </w:rPr>
+        <w:t xml:space="preserve">. Sus ajustes viven en </w:t>
+      </w:r>
+      <w:r>
+        <w:rPr>
+          <w:rFonts w:ascii="Consolas" w:hAnsi="Consolas"/>
+          <w:b w:val="0"/>
+          <w:i w:val="0"/>
+          <w:color w:val="8B2E2E"/>
+          <w:sz w:val="19"/>
+        </w:rPr>
+        <w:t>config/censo.py</w:t>
+      </w:r>
+      <w:r>
+        <w:rPr>
+          <w:b w:val="0"/>
+          <w:i w:val="0"/>
+          <w:color w:val="0B0B0B"/>
+          <w:sz w:val="21"/>
+        </w:rPr>
+        <w:t>:</w:t>
+      </w:r>
+    </w:p>
+    <w:tbl>
+      <w:tblPr>
+        <w:tblStyle w:val="TableGrid"/>
+        <w:tblW w:type="auto" w:w="0"/>
+        <w:jc w:val="center"/>
+        <w:tblLook w:firstColumn="1" w:firstRow="1" w:lastColumn="0" w:lastRow="0" w:noHBand="0" w:noVBand="1" w:val="04A0"/>
+      </w:tblPr>
+      <w:tblGrid>
+        <w:gridCol w:w="3213"/>
+        <w:gridCol w:w="3213"/>
+        <w:gridCol w:w="3213"/>
+      </w:tblGrid>
+      <w:tr>
+        <w:tc>
+          <w:tcPr>
+            <w:tcW w:type="dxa" w:w="3213"/>
+            <w:shd w:val="clear" w:color="auto" w:fill="E8EDF6"/>
+          </w:tcPr>
+          <w:p>
+            <w:pPr>
+              <w:spacing w:after="40" w:before="40"/>
+            </w:pPr>
+            <w:r/>
+            <w:r>
+              <w:rPr>
+                <w:b/>
+                <w:i w:val="0"/>
+                <w:color w:val="0B0B0B"/>
+                <w:sz w:val="18"/>
+              </w:rPr>
+              <w:t>Ajuste</w:t>
+            </w:r>
+          </w:p>
+        </w:tc>
+        <w:tc>
+          <w:tcPr>
+            <w:tcW w:type="dxa" w:w="3213"/>
+            <w:shd w:val="clear" w:color="auto" w:fill="E8EDF6"/>
+          </w:tcPr>
+          <w:p>
+            <w:pPr>
+              <w:spacing w:after="40" w:before="40"/>
+            </w:pPr>
+            <w:r/>
+            <w:r>
+              <w:rPr>
+                <w:b/>
+                <w:i w:val="0"/>
+                <w:color w:val="0B0B0B"/>
+                <w:sz w:val="18"/>
+              </w:rPr>
+              <w:t>Valor</w:t>
+            </w:r>
+          </w:p>
+        </w:tc>
+        <w:tc>
+          <w:tcPr>
+            <w:tcW w:type="dxa" w:w="3213"/>
+            <w:shd w:val="clear" w:color="auto" w:fill="E8EDF6"/>
+          </w:tcPr>
+          <w:p>
+            <w:pPr>
+              <w:spacing w:after="40" w:before="40"/>
+            </w:pPr>
+            <w:r/>
+            <w:r>
+              <w:rPr>
+                <w:b/>
+                <w:i w:val="0"/>
+                <w:color w:val="0B0B0B"/>
+                <w:sz w:val="18"/>
+              </w:rPr>
+              <w:t>Qué controla</w:t>
+            </w:r>
+          </w:p>
+        </w:tc>
+      </w:tr>
+      <w:tr>
+        <w:tc>
+          <w:tcPr>
+            <w:tcW w:type="dxa" w:w="3213"/>
+          </w:tcPr>
+          <w:p>
+            <w:pPr>
+              <w:spacing w:after="40" w:before="40"/>
+            </w:pPr>
+            <w:r/>
+            <w:r>
+              <w:rPr>
+                <w:rFonts w:ascii="Consolas" w:hAnsi="Consolas"/>
+                <w:b w:val="0"/>
+                <w:i w:val="0"/>
+                <w:color w:val="8B2E2E"/>
+                <w:sz w:val="16"/>
+              </w:rPr>
+              <w:t>puerto</w:t>
+            </w:r>
+          </w:p>
+        </w:tc>
+        <w:tc>
+          <w:tcPr>
+            <w:tcW w:type="dxa" w:w="3213"/>
+          </w:tcPr>
+          <w:p>
+            <w:pPr>
+              <w:spacing w:after="40" w:before="40"/>
+            </w:pPr>
+            <w:r/>
+            <w:r>
+              <w:rPr>
+                <w:rFonts w:ascii="Consolas" w:hAnsi="Consolas"/>
+                <w:b w:val="0"/>
+                <w:i w:val="0"/>
+                <w:color w:val="8B2E2E"/>
+                <w:sz w:val="16"/>
+              </w:rPr>
+              <w:t>auto</w:t>
+            </w:r>
+          </w:p>
+        </w:tc>
+        <w:tc>
+          <w:tcPr>
+            <w:tcW w:type="dxa" w:w="3213"/>
+          </w:tcPr>
+          <w:p>
+            <w:pPr>
+              <w:spacing w:after="40" w:before="40"/>
+            </w:pPr>
+            <w:r/>
+            <w:r>
+              <w:rPr>
+                <w:b w:val="0"/>
+                <w:i w:val="0"/>
+                <w:color w:val="0B0B0B"/>
+                <w:sz w:val="18"/>
+              </w:rPr>
+              <w:t xml:space="preserve">Busca </w:t>
+            </w:r>
+            <w:r>
+              <w:rPr>
+                <w:rFonts w:ascii="Consolas" w:hAnsi="Consolas"/>
+                <w:b w:val="0"/>
+                <w:i w:val="0"/>
+                <w:color w:val="8B2E2E"/>
+                <w:sz w:val="16"/>
+              </w:rPr>
+              <w:t>/dev/serial/by-id/*u-blox*</w:t>
+            </w:r>
+            <w:r>
+              <w:rPr>
+                <w:b w:val="0"/>
+                <w:i w:val="0"/>
+                <w:color w:val="0B0B0B"/>
+                <w:sz w:val="18"/>
+              </w:rPr>
+              <w:t xml:space="preserve">. </w:t>
+            </w:r>
+            <w:r>
+              <w:rPr>
+                <w:b/>
+                <w:i w:val="0"/>
+                <w:color w:val="0B0B0B"/>
+                <w:sz w:val="18"/>
+              </w:rPr>
+              <w:t>Nunca</w:t>
+            </w:r>
+            <w:r>
+              <w:rPr>
+                <w:b w:val="0"/>
+                <w:i w:val="0"/>
+                <w:color w:val="0B0B0B"/>
+                <w:sz w:val="18"/>
+              </w:rPr>
+              <w:t xml:space="preserve"> toma </w:t>
+            </w:r>
+            <w:r>
+              <w:rPr>
+                <w:rFonts w:ascii="Consolas" w:hAnsi="Consolas"/>
+                <w:b w:val="0"/>
+                <w:i w:val="0"/>
+                <w:color w:val="8B2E2E"/>
+                <w:sz w:val="16"/>
+              </w:rPr>
+              <w:t>/dev/ttyACM0</w:t>
+            </w:r>
+            <w:r>
+              <w:rPr>
+                <w:b w:val="0"/>
+                <w:i w:val="0"/>
+                <w:color w:val="0B0B0B"/>
+                <w:sz w:val="18"/>
+              </w:rPr>
+              <w:t xml:space="preserve"> a ciegas: la ESP32-C6 también aparece así al provisionarla desde la Pi</w:t>
+            </w:r>
+          </w:p>
+        </w:tc>
+      </w:tr>
+      <w:tr>
+        <w:tc>
+          <w:tcPr>
+            <w:tcW w:type="dxa" w:w="3213"/>
+          </w:tcPr>
+          <w:p>
+            <w:pPr>
+              <w:spacing w:after="40" w:before="40"/>
+            </w:pPr>
+            <w:r/>
+            <w:r>
+              <w:rPr>
+                <w:rFonts w:ascii="Consolas" w:hAnsi="Consolas"/>
+                <w:b w:val="0"/>
+                <w:i w:val="0"/>
+                <w:color w:val="8B2E2E"/>
+                <w:sz w:val="16"/>
+              </w:rPr>
+              <w:t>ventana_filtro_s</w:t>
+            </w:r>
+          </w:p>
+        </w:tc>
+        <w:tc>
+          <w:tcPr>
+            <w:tcW w:type="dxa" w:w="3213"/>
+          </w:tcPr>
+          <w:p>
+            <w:pPr>
+              <w:spacing w:after="40" w:before="40"/>
+            </w:pPr>
+            <w:r/>
+            <w:r>
+              <w:rPr>
+                <w:b w:val="0"/>
+                <w:i w:val="0"/>
+                <w:color w:val="0B0B0B"/>
+                <w:sz w:val="18"/>
+              </w:rPr>
+              <w:t>3,0</w:t>
+            </w:r>
+          </w:p>
+        </w:tc>
+        <w:tc>
+          <w:tcPr>
+            <w:tcW w:type="dxa" w:w="3213"/>
+          </w:tcPr>
+          <w:p>
+            <w:pPr>
+              <w:spacing w:after="40" w:before="40"/>
+            </w:pPr>
+            <w:r/>
+            <w:r>
+              <w:rPr>
+                <w:b w:val="0"/>
+                <w:i w:val="0"/>
+                <w:color w:val="0B0B0B"/>
+                <w:sz w:val="18"/>
+              </w:rPr>
+              <w:t xml:space="preserve">Media móvil de la velocidad que usa el </w:t>
+            </w:r>
+            <w:r>
+              <w:rPr>
+                <w:b w:val="0"/>
+                <w:i/>
+                <w:color w:val="0B0B0B"/>
+                <w:sz w:val="18"/>
+              </w:rPr>
+              <w:t>reel index</w:t>
+            </w:r>
+          </w:p>
+        </w:tc>
+      </w:tr>
+      <w:tr>
+        <w:tc>
+          <w:tcPr>
+            <w:tcW w:type="dxa" w:w="3213"/>
+          </w:tcPr>
+          <w:p>
+            <w:pPr>
+              <w:spacing w:after="40" w:before="40"/>
+            </w:pPr>
+            <w:r/>
+            <w:r>
+              <w:rPr>
+                <w:rFonts w:ascii="Consolas" w:hAnsi="Consolas"/>
+                <w:b w:val="0"/>
+                <w:i w:val="0"/>
+                <w:color w:val="8B2E2E"/>
+                <w:sz w:val="16"/>
+              </w:rPr>
+              <w:t>umbral_reposo_mps</w:t>
+            </w:r>
+          </w:p>
+        </w:tc>
+        <w:tc>
+          <w:tcPr>
+            <w:tcW w:type="dxa" w:w="3213"/>
+          </w:tcPr>
+          <w:p>
+            <w:pPr>
+              <w:spacing w:after="40" w:before="40"/>
+            </w:pPr>
+            <w:r/>
+            <w:r>
+              <w:rPr>
+                <w:b w:val="0"/>
+                <w:i w:val="0"/>
+                <w:color w:val="0B0B0B"/>
+                <w:sz w:val="18"/>
+              </w:rPr>
+              <w:t>0,2</w:t>
+            </w:r>
+          </w:p>
+        </w:tc>
+        <w:tc>
+          <w:tcPr>
+            <w:tcW w:type="dxa" w:w="3213"/>
+          </w:tcPr>
+          <w:p>
+            <w:pPr>
+              <w:spacing w:after="40" w:before="40"/>
+            </w:pPr>
+            <w:r/>
+            <w:r>
+              <w:rPr>
+                <w:b w:val="0"/>
+                <w:i w:val="0"/>
+                <w:color w:val="0B0B0B"/>
+                <w:sz w:val="18"/>
+              </w:rPr>
+              <w:t xml:space="preserve">Por debajo, la filtrada vale 0 con código </w:t>
+            </w:r>
+            <w:r>
+              <w:rPr>
+                <w:rFonts w:ascii="Consolas" w:hAnsi="Consolas"/>
+                <w:b w:val="0"/>
+                <w:i w:val="0"/>
+                <w:color w:val="8B2E2E"/>
+                <w:sz w:val="16"/>
+              </w:rPr>
+              <w:t>reposo</w:t>
+            </w:r>
+            <w:r>
+              <w:rPr>
+                <w:b w:val="0"/>
+                <w:i w:val="0"/>
+                <w:color w:val="0B0B0B"/>
+                <w:sz w:val="18"/>
+              </w:rPr>
+              <w:t>: con la máquina quieta el receptor sigue dando ruido</w:t>
+            </w:r>
+          </w:p>
+        </w:tc>
+      </w:tr>
+      <w:tr>
+        <w:tc>
+          <w:tcPr>
+            <w:tcW w:type="dxa" w:w="3213"/>
+          </w:tcPr>
+          <w:p>
+            <w:pPr>
+              <w:spacing w:after="40" w:before="40"/>
+            </w:pPr>
+            <w:r/>
+            <w:r>
+              <w:rPr>
+                <w:rFonts w:ascii="Consolas" w:hAnsi="Consolas"/>
+                <w:b w:val="0"/>
+                <w:i w:val="0"/>
+                <w:color w:val="8B2E2E"/>
+                <w:sz w:val="16"/>
+              </w:rPr>
+              <w:t>hdop_max</w:t>
+            </w:r>
+          </w:p>
+        </w:tc>
+        <w:tc>
+          <w:tcPr>
+            <w:tcW w:type="dxa" w:w="3213"/>
+          </w:tcPr>
+          <w:p>
+            <w:pPr>
+              <w:spacing w:after="40" w:before="40"/>
+            </w:pPr>
+            <w:r/>
+            <w:r>
+              <w:rPr>
+                <w:b w:val="0"/>
+                <w:i w:val="0"/>
+                <w:color w:val="0B0B0B"/>
+                <w:sz w:val="18"/>
+              </w:rPr>
+              <w:t>5,0</w:t>
+            </w:r>
+          </w:p>
+        </w:tc>
+        <w:tc>
+          <w:tcPr>
+            <w:tcW w:type="dxa" w:w="3213"/>
+          </w:tcPr>
+          <w:p>
+            <w:pPr>
+              <w:spacing w:after="40" w:before="40"/>
+            </w:pPr>
+            <w:r/>
+            <w:r>
+              <w:rPr>
+                <w:b w:val="0"/>
+                <w:i w:val="0"/>
+                <w:color w:val="0B0B0B"/>
+                <w:sz w:val="18"/>
+              </w:rPr>
+              <w:t xml:space="preserve">Por encima, la muestra entra como </w:t>
+            </w:r>
+            <w:r>
+              <w:rPr>
+                <w:rFonts w:ascii="Consolas" w:hAnsi="Consolas"/>
+                <w:b w:val="0"/>
+                <w:i w:val="0"/>
+                <w:color w:val="8B2E2E"/>
+                <w:sz w:val="16"/>
+              </w:rPr>
+              <w:t>dudosa</w:t>
+            </w:r>
+            <w:r>
+              <w:rPr>
+                <w:b w:val="0"/>
+                <w:i w:val="0"/>
+                <w:color w:val="0B0B0B"/>
+                <w:sz w:val="18"/>
+              </w:rPr>
+              <w:t xml:space="preserve"> (</w:t>
+            </w:r>
+            <w:r>
+              <w:rPr>
+                <w:rFonts w:ascii="Consolas" w:hAnsi="Consolas"/>
+                <w:b w:val="0"/>
+                <w:i w:val="0"/>
+                <w:color w:val="8B2E2E"/>
+                <w:sz w:val="16"/>
+              </w:rPr>
+              <w:t>hdop_alto</w:t>
+            </w:r>
+            <w:r>
+              <w:rPr>
+                <w:b w:val="0"/>
+                <w:i w:val="0"/>
+                <w:color w:val="0B0B0B"/>
+                <w:sz w:val="18"/>
+              </w:rPr>
+              <w:t>)</w:t>
+            </w:r>
+          </w:p>
+        </w:tc>
+      </w:tr>
+      <w:tr>
+        <w:tc>
+          <w:tcPr>
+            <w:tcW w:type="dxa" w:w="3213"/>
+          </w:tcPr>
+          <w:p>
+            <w:pPr>
+              <w:spacing w:after="40" w:before="40"/>
+            </w:pPr>
+            <w:r/>
+            <w:r>
+              <w:rPr>
+                <w:rFonts w:ascii="Consolas" w:hAnsi="Consolas"/>
+                <w:b w:val="0"/>
+                <w:i w:val="0"/>
+                <w:color w:val="8B2E2E"/>
+                <w:sz w:val="16"/>
+              </w:rPr>
+              <w:t>incertidumbre_ms</w:t>
+            </w:r>
+          </w:p>
+        </w:tc>
+        <w:tc>
+          <w:tcPr>
+            <w:tcW w:type="dxa" w:w="3213"/>
+          </w:tcPr>
+          <w:p>
+            <w:pPr>
+              <w:spacing w:after="40" w:before="40"/>
+            </w:pPr>
+            <w:r/>
+            <w:r>
+              <w:rPr>
+                <w:b w:val="0"/>
+                <w:i w:val="0"/>
+                <w:color w:val="0B0B0B"/>
+                <w:sz w:val="18"/>
+              </w:rPr>
+              <w:t>100</w:t>
+            </w:r>
+          </w:p>
+        </w:tc>
+        <w:tc>
+          <w:tcPr>
+            <w:tcW w:type="dxa" w:w="3213"/>
+          </w:tcPr>
+          <w:p>
+            <w:pPr>
+              <w:spacing w:after="40" w:before="40"/>
+            </w:pPr>
+            <w:r/>
+            <w:r>
+              <w:rPr>
+                <w:b w:val="0"/>
+                <w:i w:val="0"/>
+                <w:color w:val="0B0B0B"/>
+                <w:sz w:val="18"/>
+              </w:rPr>
+              <w:t>Retraso declarado de la trama respecto al instante de la solución</w:t>
+            </w:r>
+          </w:p>
+        </w:tc>
+      </w:tr>
+    </w:tbl>
+    <w:p>
+      <w:pPr>
+        <w:spacing w:after="80"/>
+      </w:pPr>
+    </w:p>
+    <w:p>
+      <w:r>
+        <w:rPr>
+          <w:b/>
+          <w:i w:val="0"/>
+          <w:color w:val="0B0B0B"/>
+          <w:sz w:val="21"/>
+        </w:rPr>
+        <w:t>La posición no se guarda.</w:t>
+      </w:r>
+      <w:r>
+        <w:rPr>
+          <w:b w:val="0"/>
+          <w:i w:val="0"/>
+          <w:color w:val="0B0B0B"/>
+          <w:sz w:val="21"/>
+        </w:rPr>
+        <w:t xml:space="preserve"> La central lee la latitud y la longitud solo para validar la trama y las descarta.</w:t>
+      </w:r>
+    </w:p>
+    <w:p>
+      <w:r>
+        <w:rPr>
+          <w:b w:val="0"/>
+          <w:i w:val="0"/>
+          <w:color w:val="0B0B0B"/>
+          <w:sz w:val="21"/>
+        </w:rPr>
+        <w:t>Para comprobar el receptor a mano, con el servicio parado (si no, los dos programas se reparten las tramas):</w:t>
+      </w:r>
+    </w:p>
+    <w:p>
+      <w:pPr>
+        <w:spacing w:before="0" w:after="0" w:line="240" w:lineRule="auto"/>
+        <w:ind w:left="170"/>
+        <w:shd w:val="clear" w:color="auto" w:fill="F4F4F2"/>
+      </w:pPr>
+      <w:r>
+        <w:rPr>
+          <w:rFonts w:ascii="Consolas" w:hAnsi="Consolas"/>
+          <w:color w:val="1A1A1A"/>
+          <w:sz w:val="15"/>
+        </w:rPr>
+        <w:t>ls -l /dev/serial/by-id/          # debe aparecer usb-u-blox_..._GPS_GNSS_Receiver</w:t>
+      </w:r>
+    </w:p>
+    <w:p>
+      <w:pPr>
+        <w:spacing w:before="0" w:after="0" w:line="240" w:lineRule="auto"/>
+        <w:ind w:left="170"/>
+        <w:shd w:val="clear" w:color="auto" w:fill="F4F4F2"/>
+      </w:pPr>
+      <w:r>
+        <w:rPr>
+          <w:rFonts w:ascii="Consolas" w:hAnsi="Consolas"/>
+          <w:color w:val="1A1A1A"/>
+          <w:sz w:val="15"/>
+        </w:rPr>
+        <w:t>sudo systemctl stop ricevi-central</w:t>
+      </w:r>
+    </w:p>
+    <w:p>
+      <w:pPr>
+        <w:spacing w:before="0" w:after="0" w:line="240" w:lineRule="auto"/>
+        <w:ind w:left="170"/>
+        <w:shd w:val="clear" w:color="auto" w:fill="F4F4F2"/>
+      </w:pPr>
+      <w:r>
+        <w:rPr>
+          <w:rFonts w:ascii="Consolas" w:hAnsi="Consolas"/>
+          <w:color w:val="1A1A1A"/>
+          <w:sz w:val="15"/>
+        </w:rPr>
+        <w:t>timeout 5 cat /dev/serial/by-id/*u-blox*   # tramas $GPRMC, $GPGGA...</w:t>
+      </w:r>
+    </w:p>
+    <w:p>
+      <w:pPr>
+        <w:spacing w:before="0" w:after="0" w:line="240" w:lineRule="auto"/>
+        <w:ind w:left="170"/>
+        <w:shd w:val="clear" w:color="auto" w:fill="F4F4F2"/>
+      </w:pPr>
+      <w:r>
+        <w:rPr>
+          <w:rFonts w:ascii="Consolas" w:hAnsi="Consolas"/>
+          <w:color w:val="1A1A1A"/>
+          <w:sz w:val="15"/>
+        </w:rPr>
+        <w:t>sudo systemctl start ricevi-central</w:t>
+      </w:r>
+    </w:p>
+    <w:p>
+      <w:pPr>
+        <w:spacing w:before="0" w:after="0" w:line="240" w:lineRule="auto"/>
+        <w:ind w:left="170"/>
+        <w:shd w:val="clear" w:color="auto" w:fill="F4F4F2"/>
+      </w:pPr>
+      <w:r>
+        <w:rPr>
+          <w:rFonts w:ascii="Consolas" w:hAnsi="Consolas"/>
+          <w:color w:val="1A1A1A"/>
+          <w:sz w:val="15"/>
+        </w:rPr>
+        <w:t>curl -s localhost:8000/api/status | python3 -m json.tool | grep -A14 '"gps"'</w:t>
+      </w:r>
+    </w:p>
+    <w:p>
+      <w:pPr>
+        <w:spacing w:after="80"/>
+      </w:pPr>
+    </w:p>
+    <w:p>
+      <w:r>
+        <w:rPr>
+          <w:b w:val="0"/>
+          <w:i w:val="0"/>
+          <w:color w:val="0B0B0B"/>
+          <w:sz w:val="21"/>
+        </w:rPr>
+        <w:t xml:space="preserve">En </w:t>
+      </w:r>
+      <w:r>
+        <w:rPr>
+          <w:rFonts w:ascii="Consolas" w:hAnsi="Consolas"/>
+          <w:b w:val="0"/>
+          <w:i w:val="0"/>
+          <w:color w:val="8B2E2E"/>
+          <w:sz w:val="19"/>
+        </w:rPr>
+        <w:t>$GPRMC</w:t>
+      </w:r>
+      <w:r>
+        <w:rPr>
+          <w:b w:val="0"/>
+          <w:i w:val="0"/>
+          <w:color w:val="0B0B0B"/>
+          <w:sz w:val="21"/>
+        </w:rPr>
+        <w:t xml:space="preserve"> la tercera columna es </w:t>
+      </w:r>
+      <w:r>
+        <w:rPr>
+          <w:rFonts w:ascii="Consolas" w:hAnsi="Consolas"/>
+          <w:b w:val="0"/>
+          <w:i w:val="0"/>
+          <w:color w:val="8B2E2E"/>
+          <w:sz w:val="19"/>
+        </w:rPr>
+        <w:t>A</w:t>
+      </w:r>
+      <w:r>
+        <w:rPr>
+          <w:b w:val="0"/>
+          <w:i w:val="0"/>
+          <w:color w:val="0B0B0B"/>
+          <w:sz w:val="21"/>
+        </w:rPr>
+        <w:t xml:space="preserve"> cuando hay solución y </w:t>
+      </w:r>
+      <w:r>
+        <w:rPr>
+          <w:rFonts w:ascii="Consolas" w:hAnsi="Consolas"/>
+          <w:b w:val="0"/>
+          <w:i w:val="0"/>
+          <w:color w:val="8B2E2E"/>
+          <w:sz w:val="19"/>
+        </w:rPr>
+        <w:t>V</w:t>
+      </w:r>
+      <w:r>
+        <w:rPr>
+          <w:b w:val="0"/>
+          <w:i w:val="0"/>
+          <w:color w:val="0B0B0B"/>
+          <w:sz w:val="21"/>
+        </w:rPr>
+        <w:t xml:space="preserve"> cuando no.</w:t>
       </w:r>
     </w:p>
     <w:p>
@@ -3984,7 +5199,65 @@
           <w:color w:val="0B0B0B"/>
           <w:sz w:val="21"/>
         </w:rPr>
-        <w:t>: ocho placas iguales dentro de ocho cajas atornilladas son indistinguibles.</w:t>
+        <w:t>: siete placas iguales dentro de siete cajas atornilladas son indistinguibles.</w:t>
+      </w:r>
+    </w:p>
+    <w:p>
+      <w:r>
+        <w:rPr>
+          <w:b/>
+          <w:i w:val="0"/>
+          <w:color w:val="0B0B0B"/>
+          <w:sz w:val="21"/>
+        </w:rPr>
+        <w:t>Provisionando desde la Pi con el GPS conectado</w:t>
+      </w:r>
+      <w:r>
+        <w:rPr>
+          <w:b w:val="0"/>
+          <w:i w:val="0"/>
+          <w:color w:val="0B0B0B"/>
+          <w:sz w:val="21"/>
+        </w:rPr>
+        <w:t xml:space="preserve">, </w:t>
+      </w:r>
+      <w:r>
+        <w:rPr>
+          <w:rFonts w:ascii="Consolas" w:hAnsi="Consolas"/>
+          <w:b w:val="0"/>
+          <w:i w:val="0"/>
+          <w:color w:val="8B2E2E"/>
+          <w:sz w:val="19"/>
+        </w:rPr>
+        <w:t>/dev/ttyACM0</w:t>
+      </w:r>
+      <w:r>
+        <w:rPr>
+          <w:b w:val="0"/>
+          <w:i w:val="0"/>
+          <w:color w:val="0B0B0B"/>
+          <w:sz w:val="21"/>
+        </w:rPr>
+        <w:t xml:space="preserve"> puede ser el GPS y no la ESP32-C6. Hay que elegir el puerto de la placa por su nombre en </w:t>
+      </w:r>
+      <w:r>
+        <w:rPr>
+          <w:rFonts w:ascii="Consolas" w:hAnsi="Consolas"/>
+          <w:b w:val="0"/>
+          <w:i w:val="0"/>
+          <w:color w:val="8B2E2E"/>
+          <w:sz w:val="19"/>
+        </w:rPr>
+        <w:t>/dev/serial/by-id/</w:t>
+      </w:r>
+      <w:r>
+        <w:rPr>
+          <w:b w:val="0"/>
+          <w:i w:val="0"/>
+          <w:color w:val="0B0B0B"/>
+          <w:sz w:val="21"/>
+        </w:rPr>
+        <w:t xml:space="preserve"> (la C6 aparece con el conversor CH343, la cámara con el CH340C), o desconectar el GPS mientras se provisiona.</w:t>
       </w:r>
     </w:p>
     <w:p>
@@ -4691,25 +5964,6 @@
                 <w:sz w:val="16"/>
               </w:rPr>
               <w:t>NH01</w:t>
-            </w:r>
-            <w:r>
-              <w:rPr>
-                <w:b w:val="0"/>
-                <w:i w:val="0"/>
-                <w:color w:val="0B0B0B"/>
-                <w:sz w:val="18"/>
-              </w:rPr>
-              <w:t xml:space="preserve"> </w:t>
-            </w:r>
-            <w:r>
-              <w:rPr>
-                <w:rFonts w:ascii="Consolas" w:hAnsi="Consolas"/>
-                <w:b w:val="0"/>
-                <w:i w:val="0"/>
-                <w:color w:val="8B2E2E"/>
-                <w:sz w:val="16"/>
-              </w:rPr>
-              <w:t>NH02</w:t>
             </w:r>
           </w:p>
         </w:tc>
@@ -6164,7 +7418,7 @@
           <w:color w:val="0B0B0B"/>
           <w:sz w:val="21"/>
         </w:rPr>
-        <w:t xml:space="preserve">El HMI muestra la tensión de los ocho nodos, y </w:t>
+        <w:t xml:space="preserve">El HMI muestra la tensión de los siete nodos, y </w:t>
       </w:r>
       <w:r>
         <w:rPr>
@@ -6628,7 +7882,7 @@
                 <w:color w:val="0B0B0B"/>
                 <w:sz w:val="18"/>
               </w:rPr>
-              <w:t xml:space="preserve">40 comprobaciones de la central, </w:t>
+              <w:t xml:space="preserve">50 comprobaciones de la central, </w:t>
             </w:r>
             <w:r>
               <w:rPr>
@@ -6748,7 +8002,7 @@
           <w:color w:val="0B0B0B"/>
           <w:sz w:val="21"/>
         </w:rPr>
-        <w:t>. Levanta la central en memoria y recorre el camino entero: registro, reloj, turnos, frames, idempotencia, telemetría, la regla del nulo, batería y trazabilidad.</w:t>
+        <w:t>. Levanta la central en memoria y recorre el camino entero: registro, reloj, turnos, frames, idempotencia, telemetría, la regla del nulo, el GPS con tramas NMEA escritas a mano (conversión, suma de verificación, sin solución, reposo y fusión), batería y trazabilidad.</w:t>
       </w:r>
     </w:p>
     <w:p>
@@ -6769,7 +8023,7 @@
           <w:color w:val="0B0B0B"/>
           <w:sz w:val="21"/>
         </w:rPr>
-        <w:t xml:space="preserve"> comprueba once cosas en orden, de modo que </w:t>
+        <w:t xml:space="preserve"> comprueba doce cosas en orden, de modo que </w:t>
       </w:r>
       <w:r>
         <w:rPr>
@@ -6787,7 +8041,7 @@
           <w:color w:val="0B0B0B"/>
           <w:sz w:val="21"/>
         </w:rPr>
-        <w:t>: censo, tokens, central, nodos en línea, baterías, relojes, producción de cada cámara y sensor, calidad de las lecturas, disco, temperatura y calibraciones.</w:t>
+        <w:t>: censo, tokens, central, nodos en línea, baterías, relojes, producción de cada cámara y sensor, calidad de las lecturas, GPS con solución, disco, temperatura y calibraciones.</w:t>
       </w:r>
     </w:p>
     <w:p>
@@ -6798,7 +8052,7 @@
           <w:color w:val="0B0B0B"/>
           <w:sz w:val="21"/>
         </w:rPr>
-        <w:t xml:space="preserve">Las diez primeras son </w:t>
+        <w:t xml:space="preserve">Las once primeras son </w:t>
       </w:r>
       <w:r>
         <w:rPr>
@@ -6816,7 +8070,7 @@
           <w:color w:val="0B0B0B"/>
           <w:sz w:val="21"/>
         </w:rPr>
-        <w:t>. La última es un aviso: se puede capturar dataset con calibraciones provisionales, pero las magnitudes derivadas no se podrán publicar.</w:t>
+        <w:t>. La última es un aviso: se puede capturar dataset con calibraciones provisionales, pero las magnitudes derivadas no se podrán publicar. El GPS sin solución es bloqueante porque sin él no hay velocidad en toda la jornada: la comprobación se hace al aire libre.</w:t>
       </w:r>
     </w:p>
     <w:sectPr>

--- a/docs/entregables/02-configuracion-sistema.docx
+++ b/docs/entregables/02-configuracion-sistema.docx
@@ -94,7 +94,7 @@
           <w:color w:val="0B0B0B"/>
           <w:sz w:val="21"/>
         </w:rPr>
-        <w:t xml:space="preserve"> y quedan siete ESP32 (§1, §2.2, §3, §4.4, §7). La versión 1.2 pasó los nodos de sensor a ESP32-C6 con ultrasónico RCWL-1655, los nodos a 4 pilas AA Ni-MH sin microSD, la central a una batería LiFePO4 de 12 V y el punto de acceso a un router Tenda N301.</w:t>
+        <w:t xml:space="preserve"> y quedan siete ESP32 (§1, §2.2, §3, §4.4, §7). La versión 1.2 pasó los nodos de sensor a ESP32-C6 con ultrasónico RCWL-1655, los nodos a 4 pilas AA Ni-MH sin microSD, la central a una batería LiFePO4 de 12 V y el punto de acceso a un router Tenda N301. La revisión del 24 de octubre corrige la unidad del servicio (§3.3) y añade la primera prueba del GPS (§3.4) y el acceso en mesa sin el punto de acceso (§3.5).</w:t>
       </w:r>
     </w:p>
     <w:p>
@@ -3823,7 +3823,45 @@
           <w:color w:val="0B0B0B"/>
           <w:sz w:val="21"/>
         </w:rPr>
-        <w:t xml:space="preserve"> evita que systemd se rinda tras cinco intentos y deje la jornada perdida en silencio.</w:t>
+        <w:t xml:space="preserve"> evita que systemd se rinda tras cinco intentos y deje la jornada perdida en silencio. Va en la sección </w:t>
+      </w:r>
+      <w:r>
+        <w:rPr>
+          <w:rFonts w:ascii="Consolas" w:hAnsi="Consolas"/>
+          <w:b w:val="0"/>
+          <w:i w:val="0"/>
+          <w:color w:val="8B2E2E"/>
+          <w:sz w:val="19"/>
+        </w:rPr>
+        <w:t>[Unit]</w:t>
+      </w:r>
+      <w:r>
+        <w:rPr>
+          <w:b w:val="0"/>
+          <w:i w:val="0"/>
+          <w:color w:val="0B0B0B"/>
+          <w:sz w:val="21"/>
+        </w:rPr>
+        <w:t xml:space="preserve">, porque en </w:t>
+      </w:r>
+      <w:r>
+        <w:rPr>
+          <w:rFonts w:ascii="Consolas" w:hAnsi="Consolas"/>
+          <w:b w:val="0"/>
+          <w:i w:val="0"/>
+          <w:color w:val="8B2E2E"/>
+          <w:sz w:val="19"/>
+        </w:rPr>
+        <w:t>[Service]</w:t>
+      </w:r>
+      <w:r>
+        <w:rPr>
+          <w:b w:val="0"/>
+          <w:i w:val="0"/>
+          <w:color w:val="0B0B0B"/>
+          <w:sz w:val="21"/>
+        </w:rPr>
+        <w:t xml:space="preserve"> systemd lo ignora.</w:t>
       </w:r>
     </w:p>
     <w:p>
@@ -4647,6 +4685,737 @@
           <w:sz w:val="21"/>
         </w:rPr>
         <w:t xml:space="preserve"> cuando no.</w:t>
+      </w:r>
+    </w:p>
+    <w:p>
+      <w:r>
+        <w:rPr>
+          <w:b/>
+          <w:i w:val="0"/>
+          <w:color w:val="0B0B0B"/>
+          <w:sz w:val="21"/>
+        </w:rPr>
+        <w:t>Primera prueba con el receptor (24-oct-2026).</w:t>
+      </w:r>
+      <w:r>
+        <w:rPr>
+          <w:b w:val="0"/>
+          <w:i w:val="0"/>
+          <w:color w:val="0B0B0B"/>
+          <w:sz w:val="21"/>
+        </w:rPr>
+        <w:t xml:space="preserve"> Conectado a un USB de la Pi, la central lo encontró por </w:t>
+      </w:r>
+      <w:r>
+        <w:rPr>
+          <w:rFonts w:ascii="Consolas" w:hAnsi="Consolas"/>
+          <w:b w:val="0"/>
+          <w:i w:val="0"/>
+          <w:color w:val="8B2E2E"/>
+          <w:sz w:val="19"/>
+        </w:rPr>
+        <w:t>by-id</w:t>
+      </w:r>
+      <w:r>
+        <w:rPr>
+          <w:b w:val="0"/>
+          <w:i w:val="0"/>
+          <w:color w:val="0B0B0B"/>
+          <w:sz w:val="21"/>
+        </w:rPr>
+        <w:t xml:space="preserve"> sin ningún ajuste (ModemManager y </w:t>
+      </w:r>
+      <w:r>
+        <w:rPr>
+          <w:rFonts w:ascii="Consolas" w:hAnsi="Consolas"/>
+          <w:b w:val="0"/>
+          <w:i w:val="0"/>
+          <w:color w:val="8B2E2E"/>
+          <w:sz w:val="19"/>
+        </w:rPr>
+        <w:t>gpsd</w:t>
+      </w:r>
+      <w:r>
+        <w:rPr>
+          <w:b w:val="0"/>
+          <w:i w:val="0"/>
+          <w:color w:val="0B0B0B"/>
+          <w:sz w:val="21"/>
+        </w:rPr>
+        <w:t xml:space="preserve"> inactivos, usuario en </w:t>
+      </w:r>
+      <w:r>
+        <w:rPr>
+          <w:rFonts w:ascii="Consolas" w:hAnsi="Consolas"/>
+          <w:b w:val="0"/>
+          <w:i w:val="0"/>
+          <w:color w:val="8B2E2E"/>
+          <w:sz w:val="19"/>
+        </w:rPr>
+        <w:t>dialout</w:t>
+      </w:r>
+      <w:r>
+        <w:rPr>
+          <w:b w:val="0"/>
+          <w:i w:val="0"/>
+          <w:color w:val="0B0B0B"/>
+          <w:sz w:val="21"/>
+        </w:rPr>
+        <w:t>) y dio solución al aire libre desde el primer minuto, una por segundo. Vio solo 5 satélites con HDOP 2,6, que pasaron a 6 y 1,9 en unos diez minutos. Sin mover la antena a propósito, la velocidad cruda tuvo una media de 0,07 m/s y picos de 0,47 m/s, y 4 de 311 muestras filtradas pasaron el umbral de reposo, con 0,22–0,30 m/s. Al mover la antena a mano, la central marcó tramos de unos 8 s con picos de 0,86 m/s.</w:t>
+      </w:r>
+    </w:p>
+    <w:p>
+      <w:r>
+        <w:rPr>
+          <w:b w:val="0"/>
+          <w:i w:val="0"/>
+          <w:color w:val="0B0B0B"/>
+          <w:sz w:val="21"/>
+        </w:rPr>
+        <w:t xml:space="preserve">Cinco o seis satélites es poco para cielo abierto. Antes de cambiar </w:t>
+      </w:r>
+      <w:r>
+        <w:rPr>
+          <w:rFonts w:ascii="Consolas" w:hAnsi="Consolas"/>
+          <w:b w:val="0"/>
+          <w:i w:val="0"/>
+          <w:color w:val="8B2E2E"/>
+          <w:sz w:val="19"/>
+        </w:rPr>
+        <w:t>umbral_reposo_mps</w:t>
+      </w:r>
+      <w:r>
+        <w:rPr>
+          <w:b w:val="0"/>
+          <w:i w:val="0"/>
+          <w:color w:val="0B0B0B"/>
+          <w:sz w:val="21"/>
+        </w:rPr>
+        <w:t xml:space="preserve"> o </w:t>
+      </w:r>
+      <w:r>
+        <w:rPr>
+          <w:rFonts w:ascii="Consolas" w:hAnsi="Consolas"/>
+          <w:b w:val="0"/>
+          <w:i w:val="0"/>
+          <w:color w:val="8B2E2E"/>
+          <w:sz w:val="19"/>
+        </w:rPr>
+        <w:t>ventana_filtro_s</w:t>
+      </w:r>
+      <w:r>
+        <w:rPr>
+          <w:b w:val="0"/>
+          <w:i w:val="0"/>
+          <w:color w:val="0B0B0B"/>
+          <w:sz w:val="21"/>
+        </w:rPr>
+        <w:t xml:space="preserve"> hay que repetir la medida con la antena plana, mirando al cielo y a un metro o más de la Pi y del SSD, y ver si con ocho o más satélites el ruido en reposo baja del umbral.</w:t>
+      </w:r>
+    </w:p>
+    <w:p>
+      <w:r>
+        <w:rPr>
+          <w:b w:val="0"/>
+          <w:i w:val="0"/>
+          <w:color w:val="0B0B0B"/>
+          <w:sz w:val="21"/>
+        </w:rPr>
+        <w:t>Para seguir el GPS sin parar el servicio, desde la propia Pi:</w:t>
+      </w:r>
+    </w:p>
+    <w:p>
+      <w:pPr>
+        <w:spacing w:before="0" w:after="0" w:line="240" w:lineRule="auto"/>
+        <w:ind w:left="170"/>
+        <w:shd w:val="clear" w:color="auto" w:fill="F4F4F2"/>
+      </w:pPr>
+      <w:r>
+        <w:rPr>
+          <w:rFonts w:ascii="Consolas" w:hAnsi="Consolas"/>
+          <w:color w:val="1A1A1A"/>
+          <w:sz w:val="15"/>
+        </w:rPr>
+        <w:t>watch -n1 'curl -s localhost:8000/api/status | python3 -m json.tool | grep -A16 "\"gps\""'</w:t>
+      </w:r>
+    </w:p>
+    <w:p>
+      <w:pPr>
+        <w:spacing w:before="0" w:after="0" w:line="240" w:lineRule="auto"/>
+        <w:ind w:left="170"/>
+        <w:shd w:val="clear" w:color="auto" w:fill="F4F4F2"/>
+      </w:pPr>
+      <w:r>
+        <w:rPr>
+          <w:rFonts w:ascii="Consolas" w:hAnsi="Consolas"/>
+          <w:color w:val="1A1A1A"/>
+          <w:sz w:val="15"/>
+        </w:rPr>
+        <w:t>sqlite3 -readonly -column /datos/ricevi/ricevi.db "SELECT seq, magnitud, round(valor,2) valor, calidad, codigo_calidad FROM telemetria WHERE sensor_id='GPS01' ORDER BY id DESC LIMIT 8"</w:t>
+      </w:r>
+    </w:p>
+    <w:p>
+      <w:pPr>
+        <w:spacing w:after="80"/>
+      </w:pPr>
+    </w:p>
+    <w:p>
+      <w:pPr>
+        <w:keepNext/>
+        <w:spacing w:before="200" w:after="120"/>
+      </w:pPr>
+      <w:r>
+        <w:rPr>
+          <w:b/>
+          <w:i w:val="0"/>
+          <w:color w:val="0B0B0B"/>
+          <w:sz w:val="25"/>
+        </w:rPr>
+        <w:t>3.5 Acceso en mesa, sin el punto de acceso</w:t>
+      </w:r>
+    </w:p>
+    <w:p>
+      <w:r>
+        <w:rPr>
+          <w:b w:val="0"/>
+          <w:i w:val="0"/>
+          <w:color w:val="0B0B0B"/>
+          <w:sz w:val="21"/>
+        </w:rPr>
+        <w:t xml:space="preserve">En campo, el HMI está en </w:t>
+      </w:r>
+      <w:r>
+        <w:rPr>
+          <w:rFonts w:ascii="Consolas" w:hAnsi="Consolas"/>
+          <w:b w:val="0"/>
+          <w:i w:val="0"/>
+          <w:color w:val="8B2E2E"/>
+          <w:sz w:val="19"/>
+        </w:rPr>
+        <w:t>http://192.168.40.2:8000</w:t>
+      </w:r>
+      <w:r>
+        <w:rPr>
+          <w:b w:val="0"/>
+          <w:i w:val="0"/>
+          <w:color w:val="0B0B0B"/>
+          <w:sz w:val="21"/>
+        </w:rPr>
+        <w:t>, dentro de la red del router. En mesa, sin el router, la Pi se conecta a cualquier Wi-Fi que tenga guardada y la central funciona igual, con el GPS incluido. Lo único que falta son los nodos, porque solo conocen la red del router. El HMI no pide clave y se abre de tres maneras:</w:t>
+      </w:r>
+    </w:p>
+    <w:tbl>
+      <w:tblPr>
+        <w:tblStyle w:val="TableGrid"/>
+        <w:tblW w:type="auto" w:w="0"/>
+        <w:jc w:val="center"/>
+        <w:tblLook w:firstColumn="1" w:firstRow="1" w:lastColumn="0" w:lastRow="0" w:noHBand="0" w:noVBand="1" w:val="04A0"/>
+      </w:tblPr>
+      <w:tblGrid>
+        <w:gridCol w:w="3213"/>
+        <w:gridCol w:w="3213"/>
+        <w:gridCol w:w="3213"/>
+      </w:tblGrid>
+      <w:tr>
+        <w:tc>
+          <w:tcPr>
+            <w:tcW w:type="dxa" w:w="3213"/>
+            <w:shd w:val="clear" w:color="auto" w:fill="E8EDF6"/>
+          </w:tcPr>
+          <w:p>
+            <w:pPr>
+              <w:spacing w:after="40" w:before="40"/>
+            </w:pPr>
+            <w:r/>
+            <w:r>
+              <w:rPr>
+                <w:b/>
+                <w:i w:val="0"/>
+                <w:color w:val="0B0B0B"/>
+                <w:sz w:val="18"/>
+              </w:rPr>
+              <w:t>Desde</w:t>
+            </w:r>
+          </w:p>
+        </w:tc>
+        <w:tc>
+          <w:tcPr>
+            <w:tcW w:type="dxa" w:w="3213"/>
+            <w:shd w:val="clear" w:color="auto" w:fill="E8EDF6"/>
+          </w:tcPr>
+          <w:p>
+            <w:pPr>
+              <w:spacing w:after="40" w:before="40"/>
+            </w:pPr>
+            <w:r/>
+            <w:r>
+              <w:rPr>
+                <w:b/>
+                <w:i w:val="0"/>
+                <w:color w:val="0B0B0B"/>
+                <w:sz w:val="18"/>
+              </w:rPr>
+              <w:t>Dirección</w:t>
+            </w:r>
+          </w:p>
+        </w:tc>
+        <w:tc>
+          <w:tcPr>
+            <w:tcW w:type="dxa" w:w="3213"/>
+            <w:shd w:val="clear" w:color="auto" w:fill="E8EDF6"/>
+          </w:tcPr>
+          <w:p>
+            <w:pPr>
+              <w:spacing w:after="40" w:before="40"/>
+            </w:pPr>
+            <w:r/>
+            <w:r>
+              <w:rPr>
+                <w:b/>
+                <w:i w:val="0"/>
+                <w:color w:val="0B0B0B"/>
+                <w:sz w:val="18"/>
+              </w:rPr>
+              <w:t>Requisito</w:t>
+            </w:r>
+          </w:p>
+        </w:tc>
+      </w:tr>
+      <w:tr>
+        <w:tc>
+          <w:tcPr>
+            <w:tcW w:type="dxa" w:w="3213"/>
+          </w:tcPr>
+          <w:p>
+            <w:pPr>
+              <w:spacing w:after="40" w:before="40"/>
+            </w:pPr>
+            <w:r/>
+            <w:r>
+              <w:rPr>
+                <w:b w:val="0"/>
+                <w:i w:val="0"/>
+                <w:color w:val="0B0B0B"/>
+                <w:sz w:val="18"/>
+              </w:rPr>
+              <w:t>La propia Pi</w:t>
+            </w:r>
+          </w:p>
+        </w:tc>
+        <w:tc>
+          <w:tcPr>
+            <w:tcW w:type="dxa" w:w="3213"/>
+          </w:tcPr>
+          <w:p>
+            <w:pPr>
+              <w:spacing w:after="40" w:before="40"/>
+            </w:pPr>
+            <w:r/>
+            <w:r>
+              <w:rPr>
+                <w:rFonts w:ascii="Consolas" w:hAnsi="Consolas"/>
+                <w:b w:val="0"/>
+                <w:i w:val="0"/>
+                <w:color w:val="8B2E2E"/>
+                <w:sz w:val="16"/>
+              </w:rPr>
+              <w:t>http://localhost:8000</w:t>
+            </w:r>
+          </w:p>
+        </w:tc>
+        <w:tc>
+          <w:tcPr>
+            <w:tcW w:type="dxa" w:w="3213"/>
+          </w:tcPr>
+          <w:p>
+            <w:pPr>
+              <w:spacing w:after="40" w:before="40"/>
+            </w:pPr>
+            <w:r/>
+            <w:r>
+              <w:rPr>
+                <w:b w:val="0"/>
+                <w:i w:val="0"/>
+                <w:color w:val="0B0B0B"/>
+                <w:sz w:val="18"/>
+              </w:rPr>
+              <w:t>Monitor o pantalla compartida de Raspberry Pi Connect</w:t>
+            </w:r>
+          </w:p>
+        </w:tc>
+      </w:tr>
+      <w:tr>
+        <w:tc>
+          <w:tcPr>
+            <w:tcW w:type="dxa" w:w="3213"/>
+          </w:tcPr>
+          <w:p>
+            <w:pPr>
+              <w:spacing w:after="40" w:before="40"/>
+            </w:pPr>
+            <w:r/>
+            <w:r>
+              <w:rPr>
+                <w:b w:val="0"/>
+                <w:i w:val="0"/>
+                <w:color w:val="0B0B0B"/>
+                <w:sz w:val="18"/>
+              </w:rPr>
+              <w:t>Un portátil en la misma Wi-Fi</w:t>
+            </w:r>
+          </w:p>
+        </w:tc>
+        <w:tc>
+          <w:tcPr>
+            <w:tcW w:type="dxa" w:w="3213"/>
+          </w:tcPr>
+          <w:p>
+            <w:pPr>
+              <w:spacing w:after="40" w:before="40"/>
+            </w:pPr>
+            <w:r/>
+            <w:r>
+              <w:rPr>
+                <w:rFonts w:ascii="Consolas" w:hAnsi="Consolas"/>
+                <w:b w:val="0"/>
+                <w:i w:val="0"/>
+                <w:color w:val="8B2E2E"/>
+                <w:sz w:val="16"/>
+              </w:rPr>
+              <w:t>http://ricevi-rasp-01.local:8000</w:t>
+            </w:r>
+          </w:p>
+        </w:tc>
+        <w:tc>
+          <w:tcPr>
+            <w:tcW w:type="dxa" w:w="3213"/>
+          </w:tcPr>
+          <w:p>
+            <w:pPr>
+              <w:spacing w:after="40" w:before="40"/>
+            </w:pPr>
+            <w:r/>
+            <w:r>
+              <w:rPr>
+                <w:b w:val="0"/>
+                <w:i w:val="0"/>
+                <w:color w:val="0B0B0B"/>
+                <w:sz w:val="18"/>
+              </w:rPr>
+              <w:t xml:space="preserve">mDNS (Avahi), que deja instalado </w:t>
+            </w:r>
+            <w:r>
+              <w:rPr>
+                <w:rFonts w:ascii="Consolas" w:hAnsi="Consolas"/>
+                <w:b w:val="0"/>
+                <w:i w:val="0"/>
+                <w:color w:val="8B2E2E"/>
+                <w:sz w:val="16"/>
+              </w:rPr>
+              <w:t>instalar_pi.sh</w:t>
+            </w:r>
+          </w:p>
+        </w:tc>
+      </w:tr>
+      <w:tr>
+        <w:tc>
+          <w:tcPr>
+            <w:tcW w:type="dxa" w:w="3213"/>
+          </w:tcPr>
+          <w:p>
+            <w:pPr>
+              <w:spacing w:after="40" w:before="40"/>
+            </w:pPr>
+            <w:r/>
+            <w:r>
+              <w:rPr>
+                <w:b w:val="0"/>
+                <w:i w:val="0"/>
+                <w:color w:val="0B0B0B"/>
+                <w:sz w:val="18"/>
+              </w:rPr>
+              <w:t>Un portátil en cualquier red</w:t>
+            </w:r>
+          </w:p>
+        </w:tc>
+        <w:tc>
+          <w:tcPr>
+            <w:tcW w:type="dxa" w:w="3213"/>
+          </w:tcPr>
+          <w:p>
+            <w:pPr>
+              <w:spacing w:after="40" w:before="40"/>
+            </w:pPr>
+            <w:r/>
+            <w:r>
+              <w:rPr>
+                <w:rFonts w:ascii="Consolas" w:hAnsi="Consolas"/>
+                <w:b w:val="0"/>
+                <w:i w:val="0"/>
+                <w:color w:val="8B2E2E"/>
+                <w:sz w:val="16"/>
+              </w:rPr>
+              <w:t>http://ricevi-rasp-01:8000</w:t>
+            </w:r>
+          </w:p>
+        </w:tc>
+        <w:tc>
+          <w:tcPr>
+            <w:tcW w:type="dxa" w:w="3213"/>
+          </w:tcPr>
+          <w:p>
+            <w:pPr>
+              <w:spacing w:after="40" w:before="40"/>
+            </w:pPr>
+            <w:r/>
+            <w:r>
+              <w:rPr>
+                <w:b w:val="0"/>
+                <w:i w:val="0"/>
+                <w:color w:val="0B0B0B"/>
+                <w:sz w:val="18"/>
+              </w:rPr>
+              <w:t>La Pi y el portátil en la misma cuenta de Tailscale, los dos con Internet</w:t>
+            </w:r>
+          </w:p>
+        </w:tc>
+      </w:tr>
+    </w:tbl>
+    <w:p>
+      <w:pPr>
+        <w:spacing w:after="80"/>
+      </w:pPr>
+    </w:p>
+    <w:p>
+      <w:r>
+        <w:rPr>
+          <w:b w:val="0"/>
+          <w:i w:val="0"/>
+          <w:color w:val="0B0B0B"/>
+          <w:sz w:val="21"/>
+        </w:rPr>
+        <w:t>Sin Internet ni Wi-Fi conocida, el hotspot de un teléfono sirve de red común. Tailscale es solo acceso de mantenimiento: en el lote no hay Internet y la captura no depende de él.</w:t>
+      </w:r>
+    </w:p>
+    <w:p>
+      <w:r>
+        <w:rPr>
+          <w:b w:val="0"/>
+          <w:i w:val="0"/>
+          <w:color w:val="0B0B0B"/>
+          <w:sz w:val="21"/>
+        </w:rPr>
+        <w:t>Desde PowerShell, sin entrar a la Pi, una línea por segundo con el estado del GPS:</w:t>
+      </w:r>
+    </w:p>
+    <w:p>
+      <w:pPr>
+        <w:spacing w:before="0" w:after="0" w:line="240" w:lineRule="auto"/>
+        <w:ind w:left="170"/>
+        <w:shd w:val="clear" w:color="auto" w:fill="F4F4F2"/>
+      </w:pPr>
+      <w:r>
+        <w:rPr>
+          <w:rFonts w:ascii="Consolas" w:hAnsi="Consolas"/>
+          <w:color w:val="1A1A1A"/>
+          <w:sz w:val="15"/>
+        </w:rPr>
+        <w:t>while ($true) { $g = (Invoke-RestMethod http://ricevi-rasp-01:8000/api/status).gps.ultima; "{0:HH:mm:ss}  vel {1:N2} m/s  filtrada {2:N2} m/s  {3}  sat {4}  hdop {5}" -f (Get-Date), $g.ground_speed_mps, $g.ground_speed_filtrada_mps, $g.codigo, $g.satelites, $g.hdop; Start-Sleep 1 }</w:t>
+      </w:r>
+    </w:p>
+    <w:p>
+      <w:pPr>
+        <w:spacing w:after="80"/>
+      </w:pPr>
+    </w:p>
+    <w:p>
+      <w:r>
+        <w:rPr>
+          <w:b w:val="0"/>
+          <w:i w:val="0"/>
+          <w:color w:val="0B0B0B"/>
+          <w:sz w:val="21"/>
+        </w:rPr>
+        <w:t xml:space="preserve">Para no escribir la contraseña en cada </w:t>
+      </w:r>
+      <w:r>
+        <w:rPr>
+          <w:rFonts w:ascii="Consolas" w:hAnsi="Consolas"/>
+          <w:b w:val="0"/>
+          <w:i w:val="0"/>
+          <w:color w:val="8B2E2E"/>
+          <w:sz w:val="19"/>
+        </w:rPr>
+        <w:t>ssh</w:t>
+      </w:r>
+      <w:r>
+        <w:rPr>
+          <w:b w:val="0"/>
+          <w:i w:val="0"/>
+          <w:color w:val="0B0B0B"/>
+          <w:sz w:val="21"/>
+        </w:rPr>
+        <w:t xml:space="preserve"> ni en cada paso de </w:t>
+      </w:r>
+      <w:r>
+        <w:rPr>
+          <w:rFonts w:ascii="Consolas" w:hAnsi="Consolas"/>
+          <w:b w:val="0"/>
+          <w:i w:val="0"/>
+          <w:color w:val="8B2E2E"/>
+          <w:sz w:val="19"/>
+        </w:rPr>
+        <w:t>copiar_a_pi.ps1</w:t>
+      </w:r>
+      <w:r>
+        <w:rPr>
+          <w:b w:val="0"/>
+          <w:i w:val="0"/>
+          <w:color w:val="0B0B0B"/>
+          <w:sz w:val="21"/>
+        </w:rPr>
+        <w:t>, se autoriza una vez la llave del portátil:</w:t>
+      </w:r>
+    </w:p>
+    <w:p>
+      <w:pPr>
+        <w:spacing w:before="0" w:after="0" w:line="240" w:lineRule="auto"/>
+        <w:ind w:left="170"/>
+        <w:shd w:val="clear" w:color="auto" w:fill="F4F4F2"/>
+      </w:pPr>
+      <w:r>
+        <w:rPr>
+          <w:rFonts w:ascii="Consolas" w:hAnsi="Consolas"/>
+          <w:color w:val="1A1A1A"/>
+          <w:sz w:val="15"/>
+        </w:rPr>
+        <w:t>scp $env:USERPROFILE\.ssh\id_ed25519.pub ricevi-rasp@ricevi-rasp-01.local:/tmp/llave.pub</w:t>
+      </w:r>
+    </w:p>
+    <w:p>
+      <w:pPr>
+        <w:spacing w:before="0" w:after="0" w:line="240" w:lineRule="auto"/>
+        <w:ind w:left="170"/>
+        <w:shd w:val="clear" w:color="auto" w:fill="F4F4F2"/>
+      </w:pPr>
+      <w:r>
+        <w:rPr>
+          <w:rFonts w:ascii="Consolas" w:hAnsi="Consolas"/>
+          <w:color w:val="1A1A1A"/>
+          <w:sz w:val="15"/>
+        </w:rPr>
+        <w:t>ssh ricevi-rasp@ricevi-rasp-01.local "mkdir -p ~/.ssh &amp;&amp; chmod 700 ~/.ssh &amp;&amp; cat /tmp/llave.pub &gt;&gt; ~/.ssh/authorized_keys &amp;&amp; chmod 600 ~/.ssh/authorized_keys &amp;&amp; rm /tmp/llave.pub"</w:t>
+      </w:r>
+    </w:p>
+    <w:p>
+      <w:pPr>
+        <w:spacing w:after="80"/>
+      </w:pPr>
+    </w:p>
+    <w:p>
+      <w:r>
+        <w:rPr>
+          <w:b w:val="0"/>
+          <w:i w:val="0"/>
+          <w:color w:val="0B0B0B"/>
+          <w:sz w:val="21"/>
+        </w:rPr>
+        <w:t>No conviene pasar la llave por una tubería (</w:t>
+      </w:r>
+      <w:r>
+        <w:rPr>
+          <w:rFonts w:ascii="Consolas" w:hAnsi="Consolas"/>
+          <w:b w:val="0"/>
+          <w:i w:val="0"/>
+          <w:color w:val="8B2E2E"/>
+          <w:sz w:val="19"/>
+        </w:rPr>
+        <w:t>Get-Content llave.pub | ssh ...</w:t>
+      </w:r>
+      <w:r>
+        <w:rPr>
+          <w:b w:val="0"/>
+          <w:i w:val="0"/>
+          <w:color w:val="0B0B0B"/>
+          <w:sz w:val="21"/>
+        </w:rPr>
+        <w:t xml:space="preserve">). Windows PowerShell 5.1 puede anteponerle una marca BOM al texto, la línea queda ilegible para </w:t>
+      </w:r>
+      <w:r>
+        <w:rPr>
+          <w:rFonts w:ascii="Consolas" w:hAnsi="Consolas"/>
+          <w:b w:val="0"/>
+          <w:i w:val="0"/>
+          <w:color w:val="8B2E2E"/>
+          <w:sz w:val="19"/>
+        </w:rPr>
+        <w:t>sshd</w:t>
+      </w:r>
+      <w:r>
+        <w:rPr>
+          <w:b w:val="0"/>
+          <w:i w:val="0"/>
+          <w:color w:val="0B0B0B"/>
+          <w:sz w:val="21"/>
+        </w:rPr>
+        <w:t xml:space="preserve"> y la llave se ignora sin ningún mensaje de error. </w:t>
+      </w:r>
+      <w:r>
+        <w:rPr>
+          <w:rFonts w:ascii="Consolas" w:hAnsi="Consolas"/>
+          <w:b w:val="0"/>
+          <w:i w:val="0"/>
+          <w:color w:val="8B2E2E"/>
+          <w:sz w:val="19"/>
+        </w:rPr>
+        <w:t>scp</w:t>
+      </w:r>
+      <w:r>
+        <w:rPr>
+          <w:b w:val="0"/>
+          <w:i w:val="0"/>
+          <w:color w:val="0B0B0B"/>
+          <w:sz w:val="21"/>
+        </w:rPr>
+        <w:t xml:space="preserve"> copia el archivo tal cual. </w:t>
+      </w:r>
+      <w:r>
+        <w:rPr>
+          <w:rFonts w:ascii="Consolas" w:hAnsi="Consolas"/>
+          <w:b w:val="0"/>
+          <w:i w:val="0"/>
+          <w:color w:val="8B2E2E"/>
+          <w:sz w:val="19"/>
+        </w:rPr>
+        <w:t>sudo</w:t>
+      </w:r>
+      <w:r>
+        <w:rPr>
+          <w:b w:val="0"/>
+          <w:i w:val="0"/>
+          <w:color w:val="0B0B0B"/>
+          <w:sz w:val="21"/>
+        </w:rPr>
+        <w:t xml:space="preserve"> sigue pidiendo la contraseña, así que instalar la unidad del servicio o reiniciarlo se hace con </w:t>
+      </w:r>
+      <w:r>
+        <w:rPr>
+          <w:rFonts w:ascii="Consolas" w:hAnsi="Consolas"/>
+          <w:b w:val="0"/>
+          <w:i w:val="0"/>
+          <w:color w:val="8B2E2E"/>
+          <w:sz w:val="19"/>
+        </w:rPr>
+        <w:t>ssh -t</w:t>
+      </w:r>
+      <w:r>
+        <w:rPr>
+          <w:b w:val="0"/>
+          <w:i w:val="0"/>
+          <w:color w:val="0B0B0B"/>
+          <w:sz w:val="21"/>
+        </w:rPr>
+        <w:t>.</w:t>
       </w:r>
     </w:p>
     <w:p>
@@ -7882,7 +8651,7 @@
                 <w:color w:val="0B0B0B"/>
                 <w:sz w:val="18"/>
               </w:rPr>
-              <w:t xml:space="preserve">50 comprobaciones de la central, </w:t>
+              <w:t xml:space="preserve">52 comprobaciones de la central, </w:t>
             </w:r>
             <w:r>
               <w:rPr>
@@ -8002,7 +8771,113 @@
           <w:color w:val="0B0B0B"/>
           <w:sz w:val="21"/>
         </w:rPr>
-        <w:t>. Levanta la central en memoria y recorre el camino entero: registro, reloj, turnos, frames, idempotencia, telemetría, la regla del nulo, el GPS con tramas NMEA escritas a mano (conversión, suma de verificación, sin solución, reposo y fusión), batería y trazabilidad.</w:t>
+        <w:t>. Levanta la central en memoria y recorre el camino entero: registro, reloj, turnos, frames, idempotencia, telemetría, la regla del nulo, el GPS con tramas NMEA escritas a mano (conversión, suma de verificación, sin solución, reposo y fusión), batería, trazabilidad y que cada reinicio abra una sesión nueva aunque la anterior no guardara frames.</w:t>
+      </w:r>
+    </w:p>
+    <w:p>
+      <w:r>
+        <w:rPr>
+          <w:b w:val="0"/>
+          <w:i w:val="0"/>
+          <w:color w:val="0B0B0B"/>
+          <w:sz w:val="21"/>
+        </w:rPr>
+        <w:t xml:space="preserve">Está pensado para el portátil. En la Pi solo pasa entero con </w:t>
+      </w:r>
+      <w:r>
+        <w:rPr>
+          <w:rFonts w:ascii="Consolas" w:hAnsi="Consolas"/>
+          <w:b w:val="0"/>
+          <w:i w:val="0"/>
+          <w:color w:val="8B2E2E"/>
+          <w:sz w:val="19"/>
+        </w:rPr>
+        <w:t>TMPDIR</w:t>
+      </w:r>
+      <w:r>
+        <w:rPr>
+          <w:b w:val="0"/>
+          <w:i w:val="0"/>
+          <w:color w:val="0B0B0B"/>
+          <w:sz w:val="21"/>
+        </w:rPr>
+        <w:t xml:space="preserve"> en el NVMe, porque </w:t>
+      </w:r>
+      <w:r>
+        <w:rPr>
+          <w:rFonts w:ascii="Consolas" w:hAnsi="Consolas"/>
+          <w:b w:val="0"/>
+          <w:i w:val="0"/>
+          <w:color w:val="8B2E2E"/>
+          <w:sz w:val="19"/>
+        </w:rPr>
+        <w:t>/tmp</w:t>
+      </w:r>
+      <w:r>
+        <w:rPr>
+          <w:b w:val="0"/>
+          <w:i w:val="0"/>
+          <w:color w:val="0B0B0B"/>
+          <w:sz w:val="21"/>
+        </w:rPr>
+        <w:t xml:space="preserve"> es un disco en RAM de 4 GB y la central rechaza frames con menos de </w:t>
+      </w:r>
+      <w:r>
+        <w:rPr>
+          <w:rFonts w:ascii="Consolas" w:hAnsi="Consolas"/>
+          <w:b w:val="0"/>
+          <w:i w:val="0"/>
+          <w:color w:val="8B2E2E"/>
+          <w:sz w:val="19"/>
+        </w:rPr>
+        <w:t>RESERVA_MB</w:t>
+      </w:r>
+      <w:r>
+        <w:rPr>
+          <w:b w:val="0"/>
+          <w:i w:val="0"/>
+          <w:color w:val="0B0B0B"/>
+          <w:sz w:val="21"/>
+        </w:rPr>
+        <w:t xml:space="preserve"> (8 GB) libres, y con </w:t>
+      </w:r>
+      <w:r>
+        <w:rPr>
+          <w:rFonts w:ascii="Consolas" w:hAnsi="Consolas"/>
+          <w:b w:val="0"/>
+          <w:i w:val="0"/>
+          <w:color w:val="8B2E2E"/>
+          <w:sz w:val="19"/>
+        </w:rPr>
+        <w:t>httpx</w:t>
+      </w:r>
+      <w:r>
+        <w:rPr>
+          <w:b w:val="0"/>
+          <w:i w:val="0"/>
+          <w:color w:val="0B0B0B"/>
+          <w:sz w:val="21"/>
+        </w:rPr>
+        <w:t xml:space="preserve"> instalado aparte del </w:t>
+      </w:r>
+      <w:r>
+        <w:rPr>
+          <w:rFonts w:ascii="Consolas" w:hAnsi="Consolas"/>
+          <w:b w:val="0"/>
+          <w:i w:val="0"/>
+          <w:color w:val="8B2E2E"/>
+          <w:sz w:val="19"/>
+        </w:rPr>
+        <w:t>.venv</w:t>
+      </w:r>
+      <w:r>
+        <w:rPr>
+          <w:b w:val="0"/>
+          <w:i w:val="0"/>
+          <w:color w:val="0B0B0B"/>
+          <w:sz w:val="21"/>
+        </w:rPr>
+        <w:t>.</w:t>
       </w:r>
     </w:p>
     <w:p>
